--- a/data/03_investment_memo/investment_memo_40.docx
+++ b/data/03_investment_memo/investment_memo_40.docx
@@ -21,7 +21,20 @@
     <w:p>
       <w:r>
         <w:br/>
-        <w:t>根据内部财务模型测算，富罳信息有限公司 在未来三年</w:t>
+        <w:t>富罳网络有限公司 是中国 新能源 行业的重要企业之一。</w:t>
+        <w:br/>
+        <w:t>根据华辰资本 风险管理部 的研究，该公司成立于 2019 年，</w:t>
+        <w:br/>
+        <w:t>目前员工规模约 3621 人。公司近年来持续加大研发投入，</w:t>
+        <w:br/>
+        <w:t>在核心技术方面形成了较强的竞争壁垒。</w:t>
+        <w:br/>
+      </w:r>
+    </w:p>
+    <w:p>
+      <w:r>
+        <w:br/>
+        <w:t>根据内部财务模型测算，精芯信息有限公司 在未来三年</w:t>
         <w:br/>
         <w:t>收入复合增长率预计可达到 27% 左右。</w:t>
         <w:br/>
@@ -32,7 +45,7 @@
     <w:p>
       <w:r>
         <w:br/>
-        <w:t>风险管理部认为，半导体 行业仍然面临若干</w:t>
+        <w:t>风险管理部认为，人工智能 行业仍然面临若干</w:t>
         <w:br/>
         <w:t>不确定性因素，包括技术迭代风险、政策变化、</w:t>
         <w:br/>
@@ -43,9 +56,33 @@
     <w:p>
       <w:r>
         <w:br/>
+        <w:t>风险管理部认为，消费科技 行业仍然面临若干</w:t>
+        <w:br/>
+        <w:t>不确定性因素，包括技术迭代风险、政策变化、</w:t>
+        <w:br/>
+        <w:t>以及市场竞争加剧等问题。</w:t>
+        <w:br/>
+      </w:r>
+    </w:p>
+    <w:p>
+      <w:r>
+        <w:br/>
+        <w:t>艾提科信科技有限公司 是中国 云计算 行业的重要企业之一。</w:t>
+        <w:br/>
+        <w:t>根据华辰资本 风险管理部 的研究，该公司成立于 2006 年，</w:t>
+        <w:br/>
+        <w:t>目前员工规模约 3804 人。公司近年来持续加大研发投入，</w:t>
+        <w:br/>
+        <w:t>在核心技术方面形成了较强的竞争壁垒。</w:t>
+        <w:br/>
+      </w:r>
+    </w:p>
+    <w:p>
+      <w:r>
+        <w:br/>
         <w:t>华辰资本旗下的 HC Alpha Growth Fund 在最近的资产配置会议中</w:t>
         <w:br/>
-        <w:t>讨论了 人工智能 行业的投资机会，并对 迪摩科技有限公司</w:t>
+        <w:t>讨论了 半导体 行业的投资机会，并对 联软网络有限公司</w:t>
         <w:br/>
         <w:t>进行了重点评估。</w:t>
         <w:br/>
@@ -54,22 +91,11 @@
     <w:p>
       <w:r>
         <w:br/>
-        <w:t>从产业链角度看，人工智能 行业主要由上游设备厂商、</w:t>
+        <w:t>华成育卓传媒有限公司 是中国 人工智能 行业的重要企业之一。</w:t>
         <w:br/>
-        <w:t>中游平台企业以及下游应用厂商组成。</w:t>
+        <w:t>根据华辰资本 投资策略部 的研究，该公司成立于 2006 年，</w:t>
         <w:br/>
-        <w:t>迪摩科技有限公司 主要位于产业链的 下游 环节。</w:t>
-        <w:br/>
-      </w:r>
-    </w:p>
-    <w:p>
-      <w:r>
-        <w:br/>
-        <w:t>鸿睿思博网络有限公司 是中国 新能源 行业的重要企业之一。</w:t>
-        <w:br/>
-        <w:t>根据华辰资本 量化研究部 的研究，该公司成立于 2015 年，</w:t>
-        <w:br/>
-        <w:t>目前员工规模约 1240 人。公司近年来持续加大研发投入，</w:t>
+        <w:t>目前员工规模约 7579 人。公司近年来持续加大研发投入，</w:t>
         <w:br/>
         <w:t>在核心技术方面形成了较强的竞争壁垒。</w:t>
         <w:br/>
@@ -78,7 +104,710 @@
     <w:p>
       <w:r>
         <w:br/>
-        <w:t>风险管理部认为，新能源 行业仍然面临若干</w:t>
+        <w:t>根据内部财务模型测算，飞利信科技有限公司 在未来三年</w:t>
+        <w:br/>
+        <w:t>收入复合增长率预计可达到 32% 左右。</w:t>
+        <w:br/>
+        <w:t>该预测基于行业需求增长以及公司产能扩张计划。</w:t>
+        <w:br/>
+      </w:r>
+    </w:p>
+    <w:tbl>
+      <w:tblPr>
+        <w:tblW w:type="auto" w:w="0"/>
+        <w:tblLook w:firstColumn="1" w:firstRow="1" w:lastColumn="0" w:lastRow="0" w:noHBand="0" w:noVBand="1" w:val="04A0"/>
+      </w:tblPr>
+      <w:tblGrid>
+        <w:gridCol w:w="2160"/>
+        <w:gridCol w:w="2160"/>
+        <w:gridCol w:w="2160"/>
+        <w:gridCol w:w="2160"/>
+      </w:tblGrid>
+      <w:tr>
+        <w:tc>
+          <w:tcPr>
+            <w:tcW w:type="dxa" w:w="2160"/>
+          </w:tcPr>
+          <w:p>
+            <w:r>
+              <w:t>公司</w:t>
+            </w:r>
+          </w:p>
+        </w:tc>
+        <w:tc>
+          <w:tcPr>
+            <w:tcW w:type="dxa" w:w="2160"/>
+          </w:tcPr>
+          <w:p>
+            <w:r>
+              <w:t>行业</w:t>
+            </w:r>
+          </w:p>
+        </w:tc>
+        <w:tc>
+          <w:tcPr>
+            <w:tcW w:type="dxa" w:w="2160"/>
+          </w:tcPr>
+          <w:p>
+            <w:r>
+              <w:t>市值</w:t>
+            </w:r>
+          </w:p>
+        </w:tc>
+        <w:tc>
+          <w:tcPr>
+            <w:tcW w:type="dxa" w:w="2160"/>
+          </w:tcPr>
+          <w:p>
+            <w:r>
+              <w:t>增长率</w:t>
+            </w:r>
+          </w:p>
+        </w:tc>
+      </w:tr>
+      <w:tr>
+        <w:tc>
+          <w:tcPr>
+            <w:tcW w:type="dxa" w:w="2160"/>
+          </w:tcPr>
+          <w:p>
+            <w:r>
+              <w:t>恩悌网络有限公司</w:t>
+            </w:r>
+          </w:p>
+        </w:tc>
+        <w:tc>
+          <w:tcPr>
+            <w:tcW w:type="dxa" w:w="2160"/>
+          </w:tcPr>
+          <w:p>
+            <w:r>
+              <w:t>新能源</w:t>
+            </w:r>
+          </w:p>
+        </w:tc>
+        <w:tc>
+          <w:tcPr>
+            <w:tcW w:type="dxa" w:w="2160"/>
+          </w:tcPr>
+          <w:p>
+            <w:r>
+              <w:t>109亿</w:t>
+            </w:r>
+          </w:p>
+        </w:tc>
+        <w:tc>
+          <w:tcPr>
+            <w:tcW w:type="dxa" w:w="2160"/>
+          </w:tcPr>
+          <w:p>
+            <w:r>
+              <w:t>7%</w:t>
+            </w:r>
+          </w:p>
+        </w:tc>
+      </w:tr>
+      <w:tr>
+        <w:tc>
+          <w:tcPr>
+            <w:tcW w:type="dxa" w:w="2160"/>
+          </w:tcPr>
+          <w:p>
+            <w:r>
+              <w:t>联通时科传媒有限公司</w:t>
+            </w:r>
+          </w:p>
+        </w:tc>
+        <w:tc>
+          <w:tcPr>
+            <w:tcW w:type="dxa" w:w="2160"/>
+          </w:tcPr>
+          <w:p>
+            <w:r>
+              <w:t>消费科技</w:t>
+            </w:r>
+          </w:p>
+        </w:tc>
+        <w:tc>
+          <w:tcPr>
+            <w:tcW w:type="dxa" w:w="2160"/>
+          </w:tcPr>
+          <w:p>
+            <w:r>
+              <w:t>800亿</w:t>
+            </w:r>
+          </w:p>
+        </w:tc>
+        <w:tc>
+          <w:tcPr>
+            <w:tcW w:type="dxa" w:w="2160"/>
+          </w:tcPr>
+          <w:p>
+            <w:r>
+              <w:t>6%</w:t>
+            </w:r>
+          </w:p>
+        </w:tc>
+      </w:tr>
+      <w:tr>
+        <w:tc>
+          <w:tcPr>
+            <w:tcW w:type="dxa" w:w="2160"/>
+          </w:tcPr>
+          <w:p>
+            <w:r>
+              <w:t>通际名联网络有限公司</w:t>
+            </w:r>
+          </w:p>
+        </w:tc>
+        <w:tc>
+          <w:tcPr>
+            <w:tcW w:type="dxa" w:w="2160"/>
+          </w:tcPr>
+          <w:p>
+            <w:r>
+              <w:t>机器人</w:t>
+            </w:r>
+          </w:p>
+        </w:tc>
+        <w:tc>
+          <w:tcPr>
+            <w:tcW w:type="dxa" w:w="2160"/>
+          </w:tcPr>
+          <w:p>
+            <w:r>
+              <w:t>140亿</w:t>
+            </w:r>
+          </w:p>
+        </w:tc>
+        <w:tc>
+          <w:tcPr>
+            <w:tcW w:type="dxa" w:w="2160"/>
+          </w:tcPr>
+          <w:p>
+            <w:r>
+              <w:t>29%</w:t>
+            </w:r>
+          </w:p>
+        </w:tc>
+      </w:tr>
+      <w:tr>
+        <w:tc>
+          <w:tcPr>
+            <w:tcW w:type="dxa" w:w="2160"/>
+          </w:tcPr>
+          <w:p>
+            <w:r>
+              <w:t>通际名联网络有限公司</w:t>
+            </w:r>
+          </w:p>
+        </w:tc>
+        <w:tc>
+          <w:tcPr>
+            <w:tcW w:type="dxa" w:w="2160"/>
+          </w:tcPr>
+          <w:p>
+            <w:r>
+              <w:t>机器人</w:t>
+            </w:r>
+          </w:p>
+        </w:tc>
+        <w:tc>
+          <w:tcPr>
+            <w:tcW w:type="dxa" w:w="2160"/>
+          </w:tcPr>
+          <w:p>
+            <w:r>
+              <w:t>315亿</w:t>
+            </w:r>
+          </w:p>
+        </w:tc>
+        <w:tc>
+          <w:tcPr>
+            <w:tcW w:type="dxa" w:w="2160"/>
+          </w:tcPr>
+          <w:p>
+            <w:r>
+              <w:t>30%</w:t>
+            </w:r>
+          </w:p>
+        </w:tc>
+      </w:tr>
+      <w:tr>
+        <w:tc>
+          <w:tcPr>
+            <w:tcW w:type="dxa" w:w="2160"/>
+          </w:tcPr>
+          <w:p>
+            <w:r>
+              <w:t>恩悌网络有限公司</w:t>
+            </w:r>
+          </w:p>
+        </w:tc>
+        <w:tc>
+          <w:tcPr>
+            <w:tcW w:type="dxa" w:w="2160"/>
+          </w:tcPr>
+          <w:p>
+            <w:r>
+              <w:t>新能源</w:t>
+            </w:r>
+          </w:p>
+        </w:tc>
+        <w:tc>
+          <w:tcPr>
+            <w:tcW w:type="dxa" w:w="2160"/>
+          </w:tcPr>
+          <w:p>
+            <w:r>
+              <w:t>571亿</w:t>
+            </w:r>
+          </w:p>
+        </w:tc>
+        <w:tc>
+          <w:tcPr>
+            <w:tcW w:type="dxa" w:w="2160"/>
+          </w:tcPr>
+          <w:p>
+            <w:r>
+              <w:t>13%</w:t>
+            </w:r>
+          </w:p>
+        </w:tc>
+      </w:tr>
+      <w:tr>
+        <w:tc>
+          <w:tcPr>
+            <w:tcW w:type="dxa" w:w="2160"/>
+          </w:tcPr>
+          <w:p>
+            <w:r>
+              <w:t>方正科技传媒有限公司</w:t>
+            </w:r>
+          </w:p>
+        </w:tc>
+        <w:tc>
+          <w:tcPr>
+            <w:tcW w:type="dxa" w:w="2160"/>
+          </w:tcPr>
+          <w:p>
+            <w:r>
+              <w:t>人工智能</w:t>
+            </w:r>
+          </w:p>
+        </w:tc>
+        <w:tc>
+          <w:tcPr>
+            <w:tcW w:type="dxa" w:w="2160"/>
+          </w:tcPr>
+          <w:p>
+            <w:r>
+              <w:t>154亿</w:t>
+            </w:r>
+          </w:p>
+        </w:tc>
+        <w:tc>
+          <w:tcPr>
+            <w:tcW w:type="dxa" w:w="2160"/>
+          </w:tcPr>
+          <w:p>
+            <w:r>
+              <w:t>13%</w:t>
+            </w:r>
+          </w:p>
+        </w:tc>
+      </w:tr>
+      <w:tr>
+        <w:tc>
+          <w:tcPr>
+            <w:tcW w:type="dxa" w:w="2160"/>
+          </w:tcPr>
+          <w:p>
+            <w:r>
+              <w:t>中建创业科技有限公司</w:t>
+            </w:r>
+          </w:p>
+        </w:tc>
+        <w:tc>
+          <w:tcPr>
+            <w:tcW w:type="dxa" w:w="2160"/>
+          </w:tcPr>
+          <w:p>
+            <w:r>
+              <w:t>半导体</w:t>
+            </w:r>
+          </w:p>
+        </w:tc>
+        <w:tc>
+          <w:tcPr>
+            <w:tcW w:type="dxa" w:w="2160"/>
+          </w:tcPr>
+          <w:p>
+            <w:r>
+              <w:t>211亿</w:t>
+            </w:r>
+          </w:p>
+        </w:tc>
+        <w:tc>
+          <w:tcPr>
+            <w:tcW w:type="dxa" w:w="2160"/>
+          </w:tcPr>
+          <w:p>
+            <w:r>
+              <w:t>21%</w:t>
+            </w:r>
+          </w:p>
+        </w:tc>
+      </w:tr>
+      <w:tr>
+        <w:tc>
+          <w:tcPr>
+            <w:tcW w:type="dxa" w:w="2160"/>
+          </w:tcPr>
+          <w:p>
+            <w:r>
+              <w:t>巨奥传媒有限公司</w:t>
+            </w:r>
+          </w:p>
+        </w:tc>
+        <w:tc>
+          <w:tcPr>
+            <w:tcW w:type="dxa" w:w="2160"/>
+          </w:tcPr>
+          <w:p>
+            <w:r>
+              <w:t>人工智能</w:t>
+            </w:r>
+          </w:p>
+        </w:tc>
+        <w:tc>
+          <w:tcPr>
+            <w:tcW w:type="dxa" w:w="2160"/>
+          </w:tcPr>
+          <w:p>
+            <w:r>
+              <w:t>748亿</w:t>
+            </w:r>
+          </w:p>
+        </w:tc>
+        <w:tc>
+          <w:tcPr>
+            <w:tcW w:type="dxa" w:w="2160"/>
+          </w:tcPr>
+          <w:p>
+            <w:r>
+              <w:t>24%</w:t>
+            </w:r>
+          </w:p>
+        </w:tc>
+      </w:tr>
+      <w:tr>
+        <w:tc>
+          <w:tcPr>
+            <w:tcW w:type="dxa" w:w="2160"/>
+          </w:tcPr>
+          <w:p>
+            <w:r>
+              <w:t>华成育卓科技有限公司</w:t>
+            </w:r>
+          </w:p>
+        </w:tc>
+        <w:tc>
+          <w:tcPr>
+            <w:tcW w:type="dxa" w:w="2160"/>
+          </w:tcPr>
+          <w:p>
+            <w:r>
+              <w:t>医疗科技</w:t>
+            </w:r>
+          </w:p>
+        </w:tc>
+        <w:tc>
+          <w:tcPr>
+            <w:tcW w:type="dxa" w:w="2160"/>
+          </w:tcPr>
+          <w:p>
+            <w:r>
+              <w:t>191亿</w:t>
+            </w:r>
+          </w:p>
+        </w:tc>
+        <w:tc>
+          <w:tcPr>
+            <w:tcW w:type="dxa" w:w="2160"/>
+          </w:tcPr>
+          <w:p>
+            <w:r>
+              <w:t>18%</w:t>
+            </w:r>
+          </w:p>
+        </w:tc>
+      </w:tr>
+      <w:tr>
+        <w:tc>
+          <w:tcPr>
+            <w:tcW w:type="dxa" w:w="2160"/>
+          </w:tcPr>
+          <w:p>
+            <w:r>
+              <w:t>通际名联网络有限公司</w:t>
+            </w:r>
+          </w:p>
+        </w:tc>
+        <w:tc>
+          <w:tcPr>
+            <w:tcW w:type="dxa" w:w="2160"/>
+          </w:tcPr>
+          <w:p>
+            <w:r>
+              <w:t>机器人</w:t>
+            </w:r>
+          </w:p>
+        </w:tc>
+        <w:tc>
+          <w:tcPr>
+            <w:tcW w:type="dxa" w:w="2160"/>
+          </w:tcPr>
+          <w:p>
+            <w:r>
+              <w:t>662亿</w:t>
+            </w:r>
+          </w:p>
+        </w:tc>
+        <w:tc>
+          <w:tcPr>
+            <w:tcW w:type="dxa" w:w="2160"/>
+          </w:tcPr>
+          <w:p>
+            <w:r>
+              <w:t>22%</w:t>
+            </w:r>
+          </w:p>
+        </w:tc>
+      </w:tr>
+      <w:tr>
+        <w:tc>
+          <w:tcPr>
+            <w:tcW w:type="dxa" w:w="2160"/>
+          </w:tcPr>
+          <w:p>
+            <w:r>
+              <w:t>华泰通安传媒有限公司</w:t>
+            </w:r>
+          </w:p>
+        </w:tc>
+        <w:tc>
+          <w:tcPr>
+            <w:tcW w:type="dxa" w:w="2160"/>
+          </w:tcPr>
+          <w:p>
+            <w:r>
+              <w:t>消费科技</w:t>
+            </w:r>
+          </w:p>
+        </w:tc>
+        <w:tc>
+          <w:tcPr>
+            <w:tcW w:type="dxa" w:w="2160"/>
+          </w:tcPr>
+          <w:p>
+            <w:r>
+              <w:t>482亿</w:t>
+            </w:r>
+          </w:p>
+        </w:tc>
+        <w:tc>
+          <w:tcPr>
+            <w:tcW w:type="dxa" w:w="2160"/>
+          </w:tcPr>
+          <w:p>
+            <w:r>
+              <w:t>26%</w:t>
+            </w:r>
+          </w:p>
+        </w:tc>
+      </w:tr>
+      <w:tr>
+        <w:tc>
+          <w:tcPr>
+            <w:tcW w:type="dxa" w:w="2160"/>
+          </w:tcPr>
+          <w:p>
+            <w:r>
+              <w:t>精芯信息有限公司</w:t>
+            </w:r>
+          </w:p>
+        </w:tc>
+        <w:tc>
+          <w:tcPr>
+            <w:tcW w:type="dxa" w:w="2160"/>
+          </w:tcPr>
+          <w:p>
+            <w:r>
+              <w:t>半导体</w:t>
+            </w:r>
+          </w:p>
+        </w:tc>
+        <w:tc>
+          <w:tcPr>
+            <w:tcW w:type="dxa" w:w="2160"/>
+          </w:tcPr>
+          <w:p>
+            <w:r>
+              <w:t>448亿</w:t>
+            </w:r>
+          </w:p>
+        </w:tc>
+        <w:tc>
+          <w:tcPr>
+            <w:tcW w:type="dxa" w:w="2160"/>
+          </w:tcPr>
+          <w:p>
+            <w:r>
+              <w:t>26%</w:t>
+            </w:r>
+          </w:p>
+        </w:tc>
+      </w:tr>
+      <w:tr>
+        <w:tc>
+          <w:tcPr>
+            <w:tcW w:type="dxa" w:w="2160"/>
+          </w:tcPr>
+          <w:p>
+            <w:r>
+              <w:t>明腾传媒有限公司</w:t>
+            </w:r>
+          </w:p>
+        </w:tc>
+        <w:tc>
+          <w:tcPr>
+            <w:tcW w:type="dxa" w:w="2160"/>
+          </w:tcPr>
+          <w:p>
+            <w:r>
+              <w:t>人工智能</w:t>
+            </w:r>
+          </w:p>
+        </w:tc>
+        <w:tc>
+          <w:tcPr>
+            <w:tcW w:type="dxa" w:w="2160"/>
+          </w:tcPr>
+          <w:p>
+            <w:r>
+              <w:t>317亿</w:t>
+            </w:r>
+          </w:p>
+        </w:tc>
+        <w:tc>
+          <w:tcPr>
+            <w:tcW w:type="dxa" w:w="2160"/>
+          </w:tcPr>
+          <w:p>
+            <w:r>
+              <w:t>30%</w:t>
+            </w:r>
+          </w:p>
+        </w:tc>
+      </w:tr>
+      <w:tr>
+        <w:tc>
+          <w:tcPr>
+            <w:tcW w:type="dxa" w:w="2160"/>
+          </w:tcPr>
+          <w:p>
+            <w:r>
+              <w:t>惠派国际公司科技有限公司</w:t>
+            </w:r>
+          </w:p>
+        </w:tc>
+        <w:tc>
+          <w:tcPr>
+            <w:tcW w:type="dxa" w:w="2160"/>
+          </w:tcPr>
+          <w:p>
+            <w:r>
+              <w:t>人工智能</w:t>
+            </w:r>
+          </w:p>
+        </w:tc>
+        <w:tc>
+          <w:tcPr>
+            <w:tcW w:type="dxa" w:w="2160"/>
+          </w:tcPr>
+          <w:p>
+            <w:r>
+              <w:t>535亿</w:t>
+            </w:r>
+          </w:p>
+        </w:tc>
+        <w:tc>
+          <w:tcPr>
+            <w:tcW w:type="dxa" w:w="2160"/>
+          </w:tcPr>
+          <w:p>
+            <w:r>
+              <w:t>13%</w:t>
+            </w:r>
+          </w:p>
+        </w:tc>
+      </w:tr>
+      <w:tr>
+        <w:tc>
+          <w:tcPr>
+            <w:tcW w:type="dxa" w:w="2160"/>
+          </w:tcPr>
+          <w:p>
+            <w:r>
+              <w:t>迪摩信息有限公司</w:t>
+            </w:r>
+          </w:p>
+        </w:tc>
+        <w:tc>
+          <w:tcPr>
+            <w:tcW w:type="dxa" w:w="2160"/>
+          </w:tcPr>
+          <w:p>
+            <w:r>
+              <w:t>医疗科技</w:t>
+            </w:r>
+          </w:p>
+        </w:tc>
+        <w:tc>
+          <w:tcPr>
+            <w:tcW w:type="dxa" w:w="2160"/>
+          </w:tcPr>
+          <w:p>
+            <w:r>
+              <w:t>305亿</w:t>
+            </w:r>
+          </w:p>
+        </w:tc>
+        <w:tc>
+          <w:tcPr>
+            <w:tcW w:type="dxa" w:w="2160"/>
+          </w:tcPr>
+          <w:p>
+            <w:r>
+              <w:t>19%</w:t>
+            </w:r>
+          </w:p>
+        </w:tc>
+      </w:tr>
+    </w:tbl>
+    <w:p>
+      <w:pPr>
+        <w:pStyle w:val="Heading1"/>
+      </w:pPr>
+      <w:r>
+        <w:t>行业分析 2</w:t>
+      </w:r>
+    </w:p>
+    <w:p>
+      <w:r>
+        <w:br/>
+        <w:t>风险管理部认为，人工智能 行业仍然面临若干</w:t>
         <w:br/>
         <w:t>不确定性因素，包括技术迭代风险、政策变化、</w:t>
         <w:br/>
@@ -100,11 +829,72 @@
     <w:p>
       <w:r>
         <w:br/>
-        <w:t>从产业链角度看，新能源 行业主要由上游设备厂商、</w:t>
+        <w:t>联软网络有限公司 是中国 半导体 行业的重要企业之一。</w:t>
         <w:br/>
-        <w:t>中游平台企业以及下游应用厂商组成。</w:t>
+        <w:t>根据华辰资本 资产配置委员会 的研究，该公司成立于 2012 年，</w:t>
         <w:br/>
-        <w:t>飞利信科技有限公司 主要位于产业链的 下游 环节。</w:t>
+        <w:t>目前员工规模约 5582 人。公司近年来持续加大研发投入，</w:t>
+        <w:br/>
+        <w:t>在核心技术方面形成了较强的竞争壁垒。</w:t>
+        <w:br/>
+      </w:r>
+    </w:p>
+    <w:p>
+      <w:r>
+        <w:br/>
+        <w:t>根据内部财务模型测算，通际名联科技有限公司 在未来三年</w:t>
+        <w:br/>
+        <w:t>收入复合增长率预计可达到 25% 左右。</w:t>
+        <w:br/>
+        <w:t>该预测基于行业需求增长以及公司产能扩张计划。</w:t>
+        <w:br/>
+      </w:r>
+    </w:p>
+    <w:p>
+      <w:r>
+        <w:br/>
+        <w:t>雨林木风计算机科技有限公司 是中国 半导体 行业的重要企业之一。</w:t>
+        <w:br/>
+        <w:t>根据华辰资本 量化研究部 的研究，该公司成立于 2007 年，</w:t>
+        <w:br/>
+        <w:t>目前员工规模约 7826 人。公司近年来持续加大研发投入，</w:t>
+        <w:br/>
+        <w:t>在核心技术方面形成了较强的竞争壁垒。</w:t>
+        <w:br/>
+      </w:r>
+    </w:p>
+    <w:p>
+      <w:r>
+        <w:br/>
+        <w:t>根据内部财务模型测算，艾提科信科技有限公司 在未来三年</w:t>
+        <w:br/>
+        <w:t>收入复合增长率预计可达到 10% 左右。</w:t>
+        <w:br/>
+        <w:t>该预测基于行业需求增长以及公司产能扩张计划。</w:t>
+        <w:br/>
+      </w:r>
+    </w:p>
+    <w:p>
+      <w:r>
+        <w:br/>
+        <w:t>佳禾传媒有限公司 是中国 云计算 行业的重要企业之一。</w:t>
+        <w:br/>
+        <w:t>根据华辰资本 量化研究部 的研究，该公司成立于 2016 年，</w:t>
+        <w:br/>
+        <w:t>目前员工规模约 3802 人。公司近年来持续加大研发投入，</w:t>
+        <w:br/>
+        <w:t>在核心技术方面形成了较强的竞争壁垒。</w:t>
+        <w:br/>
+      </w:r>
+    </w:p>
+    <w:p>
+      <w:r>
+        <w:br/>
+        <w:t>华辰资本旗下的 HC Quant Arbitrage Fund 在最近的资产配置会议中</w:t>
+        <w:br/>
+        <w:t>讨论了 医疗科技 行业的投资机会，并对 昊嘉科技有限公司</w:t>
+        <w:br/>
+        <w:t>进行了重点评估。</w:t>
         <w:br/>
       </w:r>
     </w:p>
@@ -168,37 +958,37 @@
           </w:tcPr>
           <w:p>
             <w:r>
-              <w:t>佳禾科技有限公司</w:t>
-            </w:r>
-          </w:p>
-        </w:tc>
-        <w:tc>
-          <w:tcPr>
-            <w:tcW w:type="dxa" w:w="2160"/>
-          </w:tcPr>
-          <w:p>
-            <w:r>
-              <w:t>半导体</w:t>
-            </w:r>
-          </w:p>
-        </w:tc>
-        <w:tc>
-          <w:tcPr>
-            <w:tcW w:type="dxa" w:w="2160"/>
-          </w:tcPr>
-          <w:p>
-            <w:r>
-              <w:t>738亿</w:t>
-            </w:r>
-          </w:p>
-        </w:tc>
-        <w:tc>
-          <w:tcPr>
-            <w:tcW w:type="dxa" w:w="2160"/>
-          </w:tcPr>
-          <w:p>
-            <w:r>
-              <w:t>19%</w:t>
+              <w:t>图龙信息传媒有限公司</w:t>
+            </w:r>
+          </w:p>
+        </w:tc>
+        <w:tc>
+          <w:tcPr>
+            <w:tcW w:type="dxa" w:w="2160"/>
+          </w:tcPr>
+          <w:p>
+            <w:r>
+              <w:t>机器人</w:t>
+            </w:r>
+          </w:p>
+        </w:tc>
+        <w:tc>
+          <w:tcPr>
+            <w:tcW w:type="dxa" w:w="2160"/>
+          </w:tcPr>
+          <w:p>
+            <w:r>
+              <w:t>431亿</w:t>
+            </w:r>
+          </w:p>
+        </w:tc>
+        <w:tc>
+          <w:tcPr>
+            <w:tcW w:type="dxa" w:w="2160"/>
+          </w:tcPr>
+          <w:p>
+            <w:r>
+              <w:t>15%</w:t>
             </w:r>
           </w:p>
         </w:tc>
@@ -210,37 +1000,37 @@
           </w:tcPr>
           <w:p>
             <w:r>
-              <w:t>飞利信科技有限公司</w:t>
-            </w:r>
-          </w:p>
-        </w:tc>
-        <w:tc>
-          <w:tcPr>
-            <w:tcW w:type="dxa" w:w="2160"/>
-          </w:tcPr>
-          <w:p>
-            <w:r>
-              <w:t>新能源</w:t>
-            </w:r>
-          </w:p>
-        </w:tc>
-        <w:tc>
-          <w:tcPr>
-            <w:tcW w:type="dxa" w:w="2160"/>
-          </w:tcPr>
-          <w:p>
-            <w:r>
-              <w:t>358亿</w:t>
-            </w:r>
-          </w:p>
-        </w:tc>
-        <w:tc>
-          <w:tcPr>
-            <w:tcW w:type="dxa" w:w="2160"/>
-          </w:tcPr>
-          <w:p>
-            <w:r>
-              <w:t>19%</w:t>
+              <w:t>精芯信息有限公司</w:t>
+            </w:r>
+          </w:p>
+        </w:tc>
+        <w:tc>
+          <w:tcPr>
+            <w:tcW w:type="dxa" w:w="2160"/>
+          </w:tcPr>
+          <w:p>
+            <w:r>
+              <w:t>半导体</w:t>
+            </w:r>
+          </w:p>
+        </w:tc>
+        <w:tc>
+          <w:tcPr>
+            <w:tcW w:type="dxa" w:w="2160"/>
+          </w:tcPr>
+          <w:p>
+            <w:r>
+              <w:t>333亿</w:t>
+            </w:r>
+          </w:p>
+        </w:tc>
+        <w:tc>
+          <w:tcPr>
+            <w:tcW w:type="dxa" w:w="2160"/>
+          </w:tcPr>
+          <w:p>
+            <w:r>
+              <w:t>28%</w:t>
             </w:r>
           </w:p>
         </w:tc>
@@ -252,37 +1042,37 @@
           </w:tcPr>
           <w:p>
             <w:r>
-              <w:t>易动力科技有限公司</w:t>
-            </w:r>
-          </w:p>
-        </w:tc>
-        <w:tc>
-          <w:tcPr>
-            <w:tcW w:type="dxa" w:w="2160"/>
-          </w:tcPr>
-          <w:p>
-            <w:r>
-              <w:t>云计算</w:t>
-            </w:r>
-          </w:p>
-        </w:tc>
-        <w:tc>
-          <w:tcPr>
-            <w:tcW w:type="dxa" w:w="2160"/>
-          </w:tcPr>
-          <w:p>
-            <w:r>
-              <w:t>716亿</w:t>
-            </w:r>
-          </w:p>
-        </w:tc>
-        <w:tc>
-          <w:tcPr>
-            <w:tcW w:type="dxa" w:w="2160"/>
-          </w:tcPr>
-          <w:p>
-            <w:r>
-              <w:t>25%</w:t>
+              <w:t>富罳网络有限公司</w:t>
+            </w:r>
+          </w:p>
+        </w:tc>
+        <w:tc>
+          <w:tcPr>
+            <w:tcW w:type="dxa" w:w="2160"/>
+          </w:tcPr>
+          <w:p>
+            <w:r>
+              <w:t>新能源</w:t>
+            </w:r>
+          </w:p>
+        </w:tc>
+        <w:tc>
+          <w:tcPr>
+            <w:tcW w:type="dxa" w:w="2160"/>
+          </w:tcPr>
+          <w:p>
+            <w:r>
+              <w:t>639亿</w:t>
+            </w:r>
+          </w:p>
+        </w:tc>
+        <w:tc>
+          <w:tcPr>
+            <w:tcW w:type="dxa" w:w="2160"/>
+          </w:tcPr>
+          <w:p>
+            <w:r>
+              <w:t>27%</w:t>
             </w:r>
           </w:p>
         </w:tc>
@@ -294,37 +1084,37 @@
           </w:tcPr>
           <w:p>
             <w:r>
-              <w:t>济南亿次元网络有限公司</w:t>
-            </w:r>
-          </w:p>
-        </w:tc>
-        <w:tc>
-          <w:tcPr>
-            <w:tcW w:type="dxa" w:w="2160"/>
-          </w:tcPr>
-          <w:p>
-            <w:r>
-              <w:t>机器人</w:t>
-            </w:r>
-          </w:p>
-        </w:tc>
-        <w:tc>
-          <w:tcPr>
-            <w:tcW w:type="dxa" w:w="2160"/>
-          </w:tcPr>
-          <w:p>
-            <w:r>
-              <w:t>329亿</w:t>
-            </w:r>
-          </w:p>
-        </w:tc>
-        <w:tc>
-          <w:tcPr>
-            <w:tcW w:type="dxa" w:w="2160"/>
-          </w:tcPr>
-          <w:p>
-            <w:r>
-              <w:t>18%</w:t>
+              <w:t>方正科技传媒有限公司</w:t>
+            </w:r>
+          </w:p>
+        </w:tc>
+        <w:tc>
+          <w:tcPr>
+            <w:tcW w:type="dxa" w:w="2160"/>
+          </w:tcPr>
+          <w:p>
+            <w:r>
+              <w:t>人工智能</w:t>
+            </w:r>
+          </w:p>
+        </w:tc>
+        <w:tc>
+          <w:tcPr>
+            <w:tcW w:type="dxa" w:w="2160"/>
+          </w:tcPr>
+          <w:p>
+            <w:r>
+              <w:t>304亿</w:t>
+            </w:r>
+          </w:p>
+        </w:tc>
+        <w:tc>
+          <w:tcPr>
+            <w:tcW w:type="dxa" w:w="2160"/>
+          </w:tcPr>
+          <w:p>
+            <w:r>
+              <w:t>22%</w:t>
             </w:r>
           </w:p>
         </w:tc>
@@ -336,37 +1126,37 @@
           </w:tcPr>
           <w:p>
             <w:r>
-              <w:t>快讯网络有限公司</w:t>
-            </w:r>
-          </w:p>
-        </w:tc>
-        <w:tc>
-          <w:tcPr>
-            <w:tcW w:type="dxa" w:w="2160"/>
-          </w:tcPr>
-          <w:p>
-            <w:r>
-              <w:t>新能源</w:t>
-            </w:r>
-          </w:p>
-        </w:tc>
-        <w:tc>
-          <w:tcPr>
-            <w:tcW w:type="dxa" w:w="2160"/>
-          </w:tcPr>
-          <w:p>
-            <w:r>
-              <w:t>734亿</w:t>
-            </w:r>
-          </w:p>
-        </w:tc>
-        <w:tc>
-          <w:tcPr>
-            <w:tcW w:type="dxa" w:w="2160"/>
-          </w:tcPr>
-          <w:p>
-            <w:r>
-              <w:t>16%</w:t>
+              <w:t>佳禾传媒有限公司</w:t>
+            </w:r>
+          </w:p>
+        </w:tc>
+        <w:tc>
+          <w:tcPr>
+            <w:tcW w:type="dxa" w:w="2160"/>
+          </w:tcPr>
+          <w:p>
+            <w:r>
+              <w:t>云计算</w:t>
+            </w:r>
+          </w:p>
+        </w:tc>
+        <w:tc>
+          <w:tcPr>
+            <w:tcW w:type="dxa" w:w="2160"/>
+          </w:tcPr>
+          <w:p>
+            <w:r>
+              <w:t>293亿</w:t>
+            </w:r>
+          </w:p>
+        </w:tc>
+        <w:tc>
+          <w:tcPr>
+            <w:tcW w:type="dxa" w:w="2160"/>
+          </w:tcPr>
+          <w:p>
+            <w:r>
+              <w:t>10%</w:t>
             </w:r>
           </w:p>
         </w:tc>
@@ -378,37 +1168,37 @@
           </w:tcPr>
           <w:p>
             <w:r>
-              <w:t>南康网络有限公司</w:t>
-            </w:r>
-          </w:p>
-        </w:tc>
-        <w:tc>
-          <w:tcPr>
-            <w:tcW w:type="dxa" w:w="2160"/>
-          </w:tcPr>
-          <w:p>
-            <w:r>
-              <w:t>消费科技</w:t>
-            </w:r>
-          </w:p>
-        </w:tc>
-        <w:tc>
-          <w:tcPr>
-            <w:tcW w:type="dxa" w:w="2160"/>
-          </w:tcPr>
-          <w:p>
-            <w:r>
-              <w:t>632亿</w:t>
-            </w:r>
-          </w:p>
-        </w:tc>
-        <w:tc>
-          <w:tcPr>
-            <w:tcW w:type="dxa" w:w="2160"/>
-          </w:tcPr>
-          <w:p>
-            <w:r>
-              <w:t>11%</w:t>
+              <w:t>明腾传媒有限公司</w:t>
+            </w:r>
+          </w:p>
+        </w:tc>
+        <w:tc>
+          <w:tcPr>
+            <w:tcW w:type="dxa" w:w="2160"/>
+          </w:tcPr>
+          <w:p>
+            <w:r>
+              <w:t>人工智能</w:t>
+            </w:r>
+          </w:p>
+        </w:tc>
+        <w:tc>
+          <w:tcPr>
+            <w:tcW w:type="dxa" w:w="2160"/>
+          </w:tcPr>
+          <w:p>
+            <w:r>
+              <w:t>534亿</w:t>
+            </w:r>
+          </w:p>
+        </w:tc>
+        <w:tc>
+          <w:tcPr>
+            <w:tcW w:type="dxa" w:w="2160"/>
+          </w:tcPr>
+          <w:p>
+            <w:r>
+              <w:t>5%</w:t>
             </w:r>
           </w:p>
         </w:tc>
@@ -420,7 +1210,7 @@
           </w:tcPr>
           <w:p>
             <w:r>
-              <w:t>和泰传媒有限公司</w:t>
+              <w:t>方正科技信息有限公司</w:t>
             </w:r>
           </w:p>
         </w:tc>
@@ -440,17 +1230,17 @@
           </w:tcPr>
           <w:p>
             <w:r>
-              <w:t>791亿</w:t>
-            </w:r>
-          </w:p>
-        </w:tc>
-        <w:tc>
-          <w:tcPr>
-            <w:tcW w:type="dxa" w:w="2160"/>
-          </w:tcPr>
-          <w:p>
-            <w:r>
-              <w:t>27%</w:t>
+              <w:t>501亿</w:t>
+            </w:r>
+          </w:p>
+        </w:tc>
+        <w:tc>
+          <w:tcPr>
+            <w:tcW w:type="dxa" w:w="2160"/>
+          </w:tcPr>
+          <w:p>
+            <w:r>
+              <w:t>13%</w:t>
             </w:r>
           </w:p>
         </w:tc>
@@ -462,37 +1252,37 @@
           </w:tcPr>
           <w:p>
             <w:r>
-              <w:t>富罳信息有限公司</w:t>
-            </w:r>
-          </w:p>
-        </w:tc>
-        <w:tc>
-          <w:tcPr>
-            <w:tcW w:type="dxa" w:w="2160"/>
-          </w:tcPr>
-          <w:p>
-            <w:r>
-              <w:t>医疗科技</w:t>
-            </w:r>
-          </w:p>
-        </w:tc>
-        <w:tc>
-          <w:tcPr>
-            <w:tcW w:type="dxa" w:w="2160"/>
-          </w:tcPr>
-          <w:p>
-            <w:r>
-              <w:t>262亿</w:t>
-            </w:r>
-          </w:p>
-        </w:tc>
-        <w:tc>
-          <w:tcPr>
-            <w:tcW w:type="dxa" w:w="2160"/>
-          </w:tcPr>
-          <w:p>
-            <w:r>
-              <w:t>30%</w:t>
+              <w:t>方正科技信息有限公司</w:t>
+            </w:r>
+          </w:p>
+        </w:tc>
+        <w:tc>
+          <w:tcPr>
+            <w:tcW w:type="dxa" w:w="2160"/>
+          </w:tcPr>
+          <w:p>
+            <w:r>
+              <w:t>消费科技</w:t>
+            </w:r>
+          </w:p>
+        </w:tc>
+        <w:tc>
+          <w:tcPr>
+            <w:tcW w:type="dxa" w:w="2160"/>
+          </w:tcPr>
+          <w:p>
+            <w:r>
+              <w:t>779亿</w:t>
+            </w:r>
+          </w:p>
+        </w:tc>
+        <w:tc>
+          <w:tcPr>
+            <w:tcW w:type="dxa" w:w="2160"/>
+          </w:tcPr>
+          <w:p>
+            <w:r>
+              <w:t>26%</w:t>
             </w:r>
           </w:p>
         </w:tc>
@@ -504,37 +1294,37 @@
           </w:tcPr>
           <w:p>
             <w:r>
-              <w:t>创亿信息有限公司</w:t>
-            </w:r>
-          </w:p>
-        </w:tc>
-        <w:tc>
-          <w:tcPr>
-            <w:tcW w:type="dxa" w:w="2160"/>
-          </w:tcPr>
-          <w:p>
-            <w:r>
-              <w:t>医疗科技</w:t>
-            </w:r>
-          </w:p>
-        </w:tc>
-        <w:tc>
-          <w:tcPr>
-            <w:tcW w:type="dxa" w:w="2160"/>
-          </w:tcPr>
-          <w:p>
-            <w:r>
-              <w:t>760亿</w:t>
-            </w:r>
-          </w:p>
-        </w:tc>
-        <w:tc>
-          <w:tcPr>
-            <w:tcW w:type="dxa" w:w="2160"/>
-          </w:tcPr>
-          <w:p>
-            <w:r>
-              <w:t>7%</w:t>
+              <w:t>艾提科信科技有限公司</w:t>
+            </w:r>
+          </w:p>
+        </w:tc>
+        <w:tc>
+          <w:tcPr>
+            <w:tcW w:type="dxa" w:w="2160"/>
+          </w:tcPr>
+          <w:p>
+            <w:r>
+              <w:t>云计算</w:t>
+            </w:r>
+          </w:p>
+        </w:tc>
+        <w:tc>
+          <w:tcPr>
+            <w:tcW w:type="dxa" w:w="2160"/>
+          </w:tcPr>
+          <w:p>
+            <w:r>
+              <w:t>129亿</w:t>
+            </w:r>
+          </w:p>
+        </w:tc>
+        <w:tc>
+          <w:tcPr>
+            <w:tcW w:type="dxa" w:w="2160"/>
+          </w:tcPr>
+          <w:p>
+            <w:r>
+              <w:t>8%</w:t>
             </w:r>
           </w:p>
         </w:tc>
@@ -546,37 +1336,37 @@
           </w:tcPr>
           <w:p>
             <w:r>
-              <w:t>东方峻景传媒有限公司</w:t>
-            </w:r>
-          </w:p>
-        </w:tc>
-        <w:tc>
-          <w:tcPr>
-            <w:tcW w:type="dxa" w:w="2160"/>
-          </w:tcPr>
-          <w:p>
-            <w:r>
-              <w:t>新能源</w:t>
-            </w:r>
-          </w:p>
-        </w:tc>
-        <w:tc>
-          <w:tcPr>
-            <w:tcW w:type="dxa" w:w="2160"/>
-          </w:tcPr>
-          <w:p>
-            <w:r>
-              <w:t>798亿</w:t>
-            </w:r>
-          </w:p>
-        </w:tc>
-        <w:tc>
-          <w:tcPr>
-            <w:tcW w:type="dxa" w:w="2160"/>
-          </w:tcPr>
-          <w:p>
-            <w:r>
-              <w:t>14%</w:t>
+              <w:t>飞利信科技有限公司</w:t>
+            </w:r>
+          </w:p>
+        </w:tc>
+        <w:tc>
+          <w:tcPr>
+            <w:tcW w:type="dxa" w:w="2160"/>
+          </w:tcPr>
+          <w:p>
+            <w:r>
+              <w:t>人工智能</w:t>
+            </w:r>
+          </w:p>
+        </w:tc>
+        <w:tc>
+          <w:tcPr>
+            <w:tcW w:type="dxa" w:w="2160"/>
+          </w:tcPr>
+          <w:p>
+            <w:r>
+              <w:t>709亿</w:t>
+            </w:r>
+          </w:p>
+        </w:tc>
+        <w:tc>
+          <w:tcPr>
+            <w:tcW w:type="dxa" w:w="2160"/>
+          </w:tcPr>
+          <w:p>
+            <w:r>
+              <w:t>28%</w:t>
             </w:r>
           </w:p>
         </w:tc>
@@ -588,37 +1378,37 @@
           </w:tcPr>
           <w:p>
             <w:r>
-              <w:t>快讯网络有限公司</w:t>
-            </w:r>
-          </w:p>
-        </w:tc>
-        <w:tc>
-          <w:tcPr>
-            <w:tcW w:type="dxa" w:w="2160"/>
-          </w:tcPr>
-          <w:p>
-            <w:r>
-              <w:t>新能源</w:t>
-            </w:r>
-          </w:p>
-        </w:tc>
-        <w:tc>
-          <w:tcPr>
-            <w:tcW w:type="dxa" w:w="2160"/>
-          </w:tcPr>
-          <w:p>
-            <w:r>
-              <w:t>394亿</w:t>
-            </w:r>
-          </w:p>
-        </w:tc>
-        <w:tc>
-          <w:tcPr>
-            <w:tcW w:type="dxa" w:w="2160"/>
-          </w:tcPr>
-          <w:p>
-            <w:r>
-              <w:t>23%</w:t>
+              <w:t>中建创业科技有限公司</w:t>
+            </w:r>
+          </w:p>
+        </w:tc>
+        <w:tc>
+          <w:tcPr>
+            <w:tcW w:type="dxa" w:w="2160"/>
+          </w:tcPr>
+          <w:p>
+            <w:r>
+              <w:t>半导体</w:t>
+            </w:r>
+          </w:p>
+        </w:tc>
+        <w:tc>
+          <w:tcPr>
+            <w:tcW w:type="dxa" w:w="2160"/>
+          </w:tcPr>
+          <w:p>
+            <w:r>
+              <w:t>130亿</w:t>
+            </w:r>
+          </w:p>
+        </w:tc>
+        <w:tc>
+          <w:tcPr>
+            <w:tcW w:type="dxa" w:w="2160"/>
+          </w:tcPr>
+          <w:p>
+            <w:r>
+              <w:t>28%</w:t>
             </w:r>
           </w:p>
         </w:tc>
@@ -630,37 +1420,37 @@
           </w:tcPr>
           <w:p>
             <w:r>
-              <w:t>创亿信息有限公司</w:t>
-            </w:r>
-          </w:p>
-        </w:tc>
-        <w:tc>
-          <w:tcPr>
-            <w:tcW w:type="dxa" w:w="2160"/>
-          </w:tcPr>
-          <w:p>
-            <w:r>
-              <w:t>医疗科技</w:t>
-            </w:r>
-          </w:p>
-        </w:tc>
-        <w:tc>
-          <w:tcPr>
-            <w:tcW w:type="dxa" w:w="2160"/>
-          </w:tcPr>
-          <w:p>
-            <w:r>
-              <w:t>483亿</w:t>
-            </w:r>
-          </w:p>
-        </w:tc>
-        <w:tc>
-          <w:tcPr>
-            <w:tcW w:type="dxa" w:w="2160"/>
-          </w:tcPr>
-          <w:p>
-            <w:r>
-              <w:t>28%</w:t>
+              <w:t>飞利信科技有限公司</w:t>
+            </w:r>
+          </w:p>
+        </w:tc>
+        <w:tc>
+          <w:tcPr>
+            <w:tcW w:type="dxa" w:w="2160"/>
+          </w:tcPr>
+          <w:p>
+            <w:r>
+              <w:t>人工智能</w:t>
+            </w:r>
+          </w:p>
+        </w:tc>
+        <w:tc>
+          <w:tcPr>
+            <w:tcW w:type="dxa" w:w="2160"/>
+          </w:tcPr>
+          <w:p>
+            <w:r>
+              <w:t>514亿</w:t>
+            </w:r>
+          </w:p>
+        </w:tc>
+        <w:tc>
+          <w:tcPr>
+            <w:tcW w:type="dxa" w:w="2160"/>
+          </w:tcPr>
+          <w:p>
+            <w:r>
+              <w:t>23%</w:t>
             </w:r>
           </w:p>
         </w:tc>
@@ -672,37 +1462,37 @@
           </w:tcPr>
           <w:p>
             <w:r>
-              <w:t>济南亿次元网络有限公司</w:t>
-            </w:r>
-          </w:p>
-        </w:tc>
-        <w:tc>
-          <w:tcPr>
-            <w:tcW w:type="dxa" w:w="2160"/>
-          </w:tcPr>
-          <w:p>
-            <w:r>
-              <w:t>机器人</w:t>
-            </w:r>
-          </w:p>
-        </w:tc>
-        <w:tc>
-          <w:tcPr>
-            <w:tcW w:type="dxa" w:w="2160"/>
-          </w:tcPr>
-          <w:p>
-            <w:r>
-              <w:t>217亿</w:t>
-            </w:r>
-          </w:p>
-        </w:tc>
-        <w:tc>
-          <w:tcPr>
-            <w:tcW w:type="dxa" w:w="2160"/>
-          </w:tcPr>
-          <w:p>
-            <w:r>
-              <w:t>18%</w:t>
+              <w:t>创联世纪信息有限公司</w:t>
+            </w:r>
+          </w:p>
+        </w:tc>
+        <w:tc>
+          <w:tcPr>
+            <w:tcW w:type="dxa" w:w="2160"/>
+          </w:tcPr>
+          <w:p>
+            <w:r>
+              <w:t>云计算</w:t>
+            </w:r>
+          </w:p>
+        </w:tc>
+        <w:tc>
+          <w:tcPr>
+            <w:tcW w:type="dxa" w:w="2160"/>
+          </w:tcPr>
+          <w:p>
+            <w:r>
+              <w:t>140亿</w:t>
+            </w:r>
+          </w:p>
+        </w:tc>
+        <w:tc>
+          <w:tcPr>
+            <w:tcW w:type="dxa" w:w="2160"/>
+          </w:tcPr>
+          <w:p>
+            <w:r>
+              <w:t>15%</w:t>
             </w:r>
           </w:p>
         </w:tc>
@@ -714,37 +1504,37 @@
           </w:tcPr>
           <w:p>
             <w:r>
-              <w:t>万迅电脑网络有限公司</w:t>
-            </w:r>
-          </w:p>
-        </w:tc>
-        <w:tc>
-          <w:tcPr>
-            <w:tcW w:type="dxa" w:w="2160"/>
-          </w:tcPr>
-          <w:p>
-            <w:r>
-              <w:t>半导体</w:t>
-            </w:r>
-          </w:p>
-        </w:tc>
-        <w:tc>
-          <w:tcPr>
-            <w:tcW w:type="dxa" w:w="2160"/>
-          </w:tcPr>
-          <w:p>
-            <w:r>
-              <w:t>401亿</w:t>
-            </w:r>
-          </w:p>
-        </w:tc>
-        <w:tc>
-          <w:tcPr>
-            <w:tcW w:type="dxa" w:w="2160"/>
-          </w:tcPr>
-          <w:p>
-            <w:r>
-              <w:t>18%</w:t>
+              <w:t>恩悌网络有限公司</w:t>
+            </w:r>
+          </w:p>
+        </w:tc>
+        <w:tc>
+          <w:tcPr>
+            <w:tcW w:type="dxa" w:w="2160"/>
+          </w:tcPr>
+          <w:p>
+            <w:r>
+              <w:t>新能源</w:t>
+            </w:r>
+          </w:p>
+        </w:tc>
+        <w:tc>
+          <w:tcPr>
+            <w:tcW w:type="dxa" w:w="2160"/>
+          </w:tcPr>
+          <w:p>
+            <w:r>
+              <w:t>338亿</w:t>
+            </w:r>
+          </w:p>
+        </w:tc>
+        <w:tc>
+          <w:tcPr>
+            <w:tcW w:type="dxa" w:w="2160"/>
+          </w:tcPr>
+          <w:p>
+            <w:r>
+              <w:t>24%</w:t>
             </w:r>
           </w:p>
         </w:tc>
@@ -756,37 +1546,37 @@
           </w:tcPr>
           <w:p>
             <w:r>
-              <w:t>南康网络有限公司</w:t>
-            </w:r>
-          </w:p>
-        </w:tc>
-        <w:tc>
-          <w:tcPr>
-            <w:tcW w:type="dxa" w:w="2160"/>
-          </w:tcPr>
-          <w:p>
-            <w:r>
-              <w:t>消费科技</w:t>
-            </w:r>
-          </w:p>
-        </w:tc>
-        <w:tc>
-          <w:tcPr>
-            <w:tcW w:type="dxa" w:w="2160"/>
-          </w:tcPr>
-          <w:p>
-            <w:r>
-              <w:t>136亿</w:t>
-            </w:r>
-          </w:p>
-        </w:tc>
-        <w:tc>
-          <w:tcPr>
-            <w:tcW w:type="dxa" w:w="2160"/>
-          </w:tcPr>
-          <w:p>
-            <w:r>
-              <w:t>7%</w:t>
+              <w:t>雨林木风计算机科技有限公司</w:t>
+            </w:r>
+          </w:p>
+        </w:tc>
+        <w:tc>
+          <w:tcPr>
+            <w:tcW w:type="dxa" w:w="2160"/>
+          </w:tcPr>
+          <w:p>
+            <w:r>
+              <w:t>半导体</w:t>
+            </w:r>
+          </w:p>
+        </w:tc>
+        <w:tc>
+          <w:tcPr>
+            <w:tcW w:type="dxa" w:w="2160"/>
+          </w:tcPr>
+          <w:p>
+            <w:r>
+              <w:t>255亿</w:t>
+            </w:r>
+          </w:p>
+        </w:tc>
+        <w:tc>
+          <w:tcPr>
+            <w:tcW w:type="dxa" w:w="2160"/>
+          </w:tcPr>
+          <w:p>
+            <w:r>
+              <w:t>6%</w:t>
             </w:r>
           </w:p>
         </w:tc>
@@ -797,37 +1587,37 @@
         <w:pStyle w:val="Heading1"/>
       </w:pPr>
       <w:r>
-        <w:t>行业分析 2</w:t>
+        <w:t>行业分析 3</w:t>
       </w:r>
     </w:p>
     <w:p>
       <w:r>
         <w:br/>
-        <w:t>从产业链角度看，医疗科技 行业主要由上游设备厂商、</w:t>
+        <w:t>根据内部财务模型测算，华成育卓科技有限公司 在未来三年</w:t>
         <w:br/>
-        <w:t>中游平台企业以及下游应用厂商组成。</w:t>
+        <w:t>收入复合增长率预计可达到 16% 左右。</w:t>
         <w:br/>
-        <w:t>创亿信息有限公司 主要位于产业链的 下游 环节。</w:t>
+        <w:t>该预测基于行业需求增长以及公司产能扩张计划。</w:t>
         <w:br/>
       </w:r>
     </w:p>
     <w:p>
       <w:r>
         <w:br/>
-        <w:t>华辰资本旗下的 HC Energy Transition Fund 在最近的资产配置会议中</w:t>
+        <w:t>风险管理部认为，云计算 行业仍然面临若干</w:t>
         <w:br/>
-        <w:t>讨论了 云计算 行业的投资机会，并对 创亿网络有限公司</w:t>
+        <w:t>不确定性因素，包括技术迭代风险、政策变化、</w:t>
         <w:br/>
-        <w:t>进行了重点评估。</w:t>
+        <w:t>以及市场竞争加剧等问题。</w:t>
         <w:br/>
       </w:r>
     </w:p>
     <w:p>
       <w:r>
         <w:br/>
-        <w:t>根据内部财务模型测算，富罳信息有限公司 在未来三年</w:t>
+        <w:t>根据内部财务模型测算，联软科技有限公司 在未来三年</w:t>
         <w:br/>
-        <w:t>收入复合增长率预计可达到 21% 左右。</w:t>
+        <w:t>收入复合增长率预计可达到 35% 左右。</w:t>
         <w:br/>
         <w:t>该预测基于行业需求增长以及公司产能扩张计划。</w:t>
         <w:br/>
@@ -847,20 +1637,769 @@
     <w:p>
       <w:r>
         <w:br/>
-        <w:t>从产业链角度看，云计算 行业主要由上游设备厂商、</w:t>
+        <w:t>信诚致远网络有限公司 是中国 半导体 行业的重要企业之一。</w:t>
         <w:br/>
-        <w:t>中游平台企业以及下游应用厂商组成。</w:t>
+        <w:t>根据华辰资本 投资策略部 的研究，该公司成立于 2015 年，</w:t>
         <w:br/>
-        <w:t>精芯科技有限公司 主要位于产业链的 上游 环节。</w:t>
+        <w:t>目前员工规模约 2901 人。公司近年来持续加大研发投入，</w:t>
+        <w:br/>
+        <w:t>在核心技术方面形成了较强的竞争壁垒。</w:t>
         <w:br/>
       </w:r>
     </w:p>
     <w:p>
       <w:r>
         <w:br/>
-        <w:t>根据内部财务模型测算，新宇龙信息传媒有限公司 在未来三年</w:t>
+        <w:t>从产业链角度看，云计算 行业主要由上游设备厂商、</w:t>
         <w:br/>
-        <w:t>收入复合增长率预计可达到 22% 左右。</w:t>
+        <w:t>中游平台企业以及下游应用厂商组成。</w:t>
+        <w:br/>
+        <w:t>艾提科信科技有限公司 主要位于产业链的 下游 环节。</w:t>
+        <w:br/>
+      </w:r>
+    </w:p>
+    <w:p>
+      <w:r>
+        <w:br/>
+        <w:t>华辰资本旗下的 HC Global Macro Fund 在最近的资产配置会议中</w:t>
+        <w:br/>
+        <w:t>讨论了 新能源 行业的投资机会，并对 戴硕电子网络有限公司</w:t>
+        <w:br/>
+        <w:t>进行了重点评估。</w:t>
+        <w:br/>
+      </w:r>
+    </w:p>
+    <w:p>
+      <w:r>
+        <w:br/>
+        <w:t>华辰资本旗下的 HC Alpha Growth Fund 在最近的资产配置会议中</w:t>
+        <w:br/>
+        <w:t>讨论了 云计算 行业的投资机会，并对 佳禾传媒有限公司</w:t>
+        <w:br/>
+        <w:t>进行了重点评估。</w:t>
+        <w:br/>
+      </w:r>
+    </w:p>
+    <w:tbl>
+      <w:tblPr>
+        <w:tblW w:type="auto" w:w="0"/>
+        <w:tblLook w:firstColumn="1" w:firstRow="1" w:lastColumn="0" w:lastRow="0" w:noHBand="0" w:noVBand="1" w:val="04A0"/>
+      </w:tblPr>
+      <w:tblGrid>
+        <w:gridCol w:w="2160"/>
+        <w:gridCol w:w="2160"/>
+        <w:gridCol w:w="2160"/>
+        <w:gridCol w:w="2160"/>
+      </w:tblGrid>
+      <w:tr>
+        <w:tc>
+          <w:tcPr>
+            <w:tcW w:type="dxa" w:w="2160"/>
+          </w:tcPr>
+          <w:p>
+            <w:r>
+              <w:t>公司</w:t>
+            </w:r>
+          </w:p>
+        </w:tc>
+        <w:tc>
+          <w:tcPr>
+            <w:tcW w:type="dxa" w:w="2160"/>
+          </w:tcPr>
+          <w:p>
+            <w:r>
+              <w:t>行业</w:t>
+            </w:r>
+          </w:p>
+        </w:tc>
+        <w:tc>
+          <w:tcPr>
+            <w:tcW w:type="dxa" w:w="2160"/>
+          </w:tcPr>
+          <w:p>
+            <w:r>
+              <w:t>市值</w:t>
+            </w:r>
+          </w:p>
+        </w:tc>
+        <w:tc>
+          <w:tcPr>
+            <w:tcW w:type="dxa" w:w="2160"/>
+          </w:tcPr>
+          <w:p>
+            <w:r>
+              <w:t>增长率</w:t>
+            </w:r>
+          </w:p>
+        </w:tc>
+      </w:tr>
+      <w:tr>
+        <w:tc>
+          <w:tcPr>
+            <w:tcW w:type="dxa" w:w="2160"/>
+          </w:tcPr>
+          <w:p>
+            <w:r>
+              <w:t>华成育卓科技有限公司</w:t>
+            </w:r>
+          </w:p>
+        </w:tc>
+        <w:tc>
+          <w:tcPr>
+            <w:tcW w:type="dxa" w:w="2160"/>
+          </w:tcPr>
+          <w:p>
+            <w:r>
+              <w:t>医疗科技</w:t>
+            </w:r>
+          </w:p>
+        </w:tc>
+        <w:tc>
+          <w:tcPr>
+            <w:tcW w:type="dxa" w:w="2160"/>
+          </w:tcPr>
+          <w:p>
+            <w:r>
+              <w:t>305亿</w:t>
+            </w:r>
+          </w:p>
+        </w:tc>
+        <w:tc>
+          <w:tcPr>
+            <w:tcW w:type="dxa" w:w="2160"/>
+          </w:tcPr>
+          <w:p>
+            <w:r>
+              <w:t>16%</w:t>
+            </w:r>
+          </w:p>
+        </w:tc>
+      </w:tr>
+      <w:tr>
+        <w:tc>
+          <w:tcPr>
+            <w:tcW w:type="dxa" w:w="2160"/>
+          </w:tcPr>
+          <w:p>
+            <w:r>
+              <w:t>恩悌网络有限公司</w:t>
+            </w:r>
+          </w:p>
+        </w:tc>
+        <w:tc>
+          <w:tcPr>
+            <w:tcW w:type="dxa" w:w="2160"/>
+          </w:tcPr>
+          <w:p>
+            <w:r>
+              <w:t>新能源</w:t>
+            </w:r>
+          </w:p>
+        </w:tc>
+        <w:tc>
+          <w:tcPr>
+            <w:tcW w:type="dxa" w:w="2160"/>
+          </w:tcPr>
+          <w:p>
+            <w:r>
+              <w:t>667亿</w:t>
+            </w:r>
+          </w:p>
+        </w:tc>
+        <w:tc>
+          <w:tcPr>
+            <w:tcW w:type="dxa" w:w="2160"/>
+          </w:tcPr>
+          <w:p>
+            <w:r>
+              <w:t>14%</w:t>
+            </w:r>
+          </w:p>
+        </w:tc>
+      </w:tr>
+      <w:tr>
+        <w:tc>
+          <w:tcPr>
+            <w:tcW w:type="dxa" w:w="2160"/>
+          </w:tcPr>
+          <w:p>
+            <w:r>
+              <w:t>昊嘉科技有限公司</w:t>
+            </w:r>
+          </w:p>
+        </w:tc>
+        <w:tc>
+          <w:tcPr>
+            <w:tcW w:type="dxa" w:w="2160"/>
+          </w:tcPr>
+          <w:p>
+            <w:r>
+              <w:t>医疗科技</w:t>
+            </w:r>
+          </w:p>
+        </w:tc>
+        <w:tc>
+          <w:tcPr>
+            <w:tcW w:type="dxa" w:w="2160"/>
+          </w:tcPr>
+          <w:p>
+            <w:r>
+              <w:t>629亿</w:t>
+            </w:r>
+          </w:p>
+        </w:tc>
+        <w:tc>
+          <w:tcPr>
+            <w:tcW w:type="dxa" w:w="2160"/>
+          </w:tcPr>
+          <w:p>
+            <w:r>
+              <w:t>26%</w:t>
+            </w:r>
+          </w:p>
+        </w:tc>
+      </w:tr>
+      <w:tr>
+        <w:tc>
+          <w:tcPr>
+            <w:tcW w:type="dxa" w:w="2160"/>
+          </w:tcPr>
+          <w:p>
+            <w:r>
+              <w:t>明腾传媒有限公司</w:t>
+            </w:r>
+          </w:p>
+        </w:tc>
+        <w:tc>
+          <w:tcPr>
+            <w:tcW w:type="dxa" w:w="2160"/>
+          </w:tcPr>
+          <w:p>
+            <w:r>
+              <w:t>人工智能</w:t>
+            </w:r>
+          </w:p>
+        </w:tc>
+        <w:tc>
+          <w:tcPr>
+            <w:tcW w:type="dxa" w:w="2160"/>
+          </w:tcPr>
+          <w:p>
+            <w:r>
+              <w:t>352亿</w:t>
+            </w:r>
+          </w:p>
+        </w:tc>
+        <w:tc>
+          <w:tcPr>
+            <w:tcW w:type="dxa" w:w="2160"/>
+          </w:tcPr>
+          <w:p>
+            <w:r>
+              <w:t>17%</w:t>
+            </w:r>
+          </w:p>
+        </w:tc>
+      </w:tr>
+      <w:tr>
+        <w:tc>
+          <w:tcPr>
+            <w:tcW w:type="dxa" w:w="2160"/>
+          </w:tcPr>
+          <w:p>
+            <w:r>
+              <w:t>信诚致远网络有限公司</w:t>
+            </w:r>
+          </w:p>
+        </w:tc>
+        <w:tc>
+          <w:tcPr>
+            <w:tcW w:type="dxa" w:w="2160"/>
+          </w:tcPr>
+          <w:p>
+            <w:r>
+              <w:t>半导体</w:t>
+            </w:r>
+          </w:p>
+        </w:tc>
+        <w:tc>
+          <w:tcPr>
+            <w:tcW w:type="dxa" w:w="2160"/>
+          </w:tcPr>
+          <w:p>
+            <w:r>
+              <w:t>283亿</w:t>
+            </w:r>
+          </w:p>
+        </w:tc>
+        <w:tc>
+          <w:tcPr>
+            <w:tcW w:type="dxa" w:w="2160"/>
+          </w:tcPr>
+          <w:p>
+            <w:r>
+              <w:t>25%</w:t>
+            </w:r>
+          </w:p>
+        </w:tc>
+      </w:tr>
+      <w:tr>
+        <w:tc>
+          <w:tcPr>
+            <w:tcW w:type="dxa" w:w="2160"/>
+          </w:tcPr>
+          <w:p>
+            <w:r>
+              <w:t>信诚致远科技有限公司</w:t>
+            </w:r>
+          </w:p>
+        </w:tc>
+        <w:tc>
+          <w:tcPr>
+            <w:tcW w:type="dxa" w:w="2160"/>
+          </w:tcPr>
+          <w:p>
+            <w:r>
+              <w:t>云计算</w:t>
+            </w:r>
+          </w:p>
+        </w:tc>
+        <w:tc>
+          <w:tcPr>
+            <w:tcW w:type="dxa" w:w="2160"/>
+          </w:tcPr>
+          <w:p>
+            <w:r>
+              <w:t>125亿</w:t>
+            </w:r>
+          </w:p>
+        </w:tc>
+        <w:tc>
+          <w:tcPr>
+            <w:tcW w:type="dxa" w:w="2160"/>
+          </w:tcPr>
+          <w:p>
+            <w:r>
+              <w:t>23%</w:t>
+            </w:r>
+          </w:p>
+        </w:tc>
+      </w:tr>
+      <w:tr>
+        <w:tc>
+          <w:tcPr>
+            <w:tcW w:type="dxa" w:w="2160"/>
+          </w:tcPr>
+          <w:p>
+            <w:r>
+              <w:t>华成育卓传媒有限公司</w:t>
+            </w:r>
+          </w:p>
+        </w:tc>
+        <w:tc>
+          <w:tcPr>
+            <w:tcW w:type="dxa" w:w="2160"/>
+          </w:tcPr>
+          <w:p>
+            <w:r>
+              <w:t>人工智能</w:t>
+            </w:r>
+          </w:p>
+        </w:tc>
+        <w:tc>
+          <w:tcPr>
+            <w:tcW w:type="dxa" w:w="2160"/>
+          </w:tcPr>
+          <w:p>
+            <w:r>
+              <w:t>272亿</w:t>
+            </w:r>
+          </w:p>
+        </w:tc>
+        <w:tc>
+          <w:tcPr>
+            <w:tcW w:type="dxa" w:w="2160"/>
+          </w:tcPr>
+          <w:p>
+            <w:r>
+              <w:t>26%</w:t>
+            </w:r>
+          </w:p>
+        </w:tc>
+      </w:tr>
+      <w:tr>
+        <w:tc>
+          <w:tcPr>
+            <w:tcW w:type="dxa" w:w="2160"/>
+          </w:tcPr>
+          <w:p>
+            <w:r>
+              <w:t>艾提科信科技有限公司</w:t>
+            </w:r>
+          </w:p>
+        </w:tc>
+        <w:tc>
+          <w:tcPr>
+            <w:tcW w:type="dxa" w:w="2160"/>
+          </w:tcPr>
+          <w:p>
+            <w:r>
+              <w:t>云计算</w:t>
+            </w:r>
+          </w:p>
+        </w:tc>
+        <w:tc>
+          <w:tcPr>
+            <w:tcW w:type="dxa" w:w="2160"/>
+          </w:tcPr>
+          <w:p>
+            <w:r>
+              <w:t>618亿</w:t>
+            </w:r>
+          </w:p>
+        </w:tc>
+        <w:tc>
+          <w:tcPr>
+            <w:tcW w:type="dxa" w:w="2160"/>
+          </w:tcPr>
+          <w:p>
+            <w:r>
+              <w:t>16%</w:t>
+            </w:r>
+          </w:p>
+        </w:tc>
+      </w:tr>
+      <w:tr>
+        <w:tc>
+          <w:tcPr>
+            <w:tcW w:type="dxa" w:w="2160"/>
+          </w:tcPr>
+          <w:p>
+            <w:r>
+              <w:t>戴硕电子网络有限公司</w:t>
+            </w:r>
+          </w:p>
+        </w:tc>
+        <w:tc>
+          <w:tcPr>
+            <w:tcW w:type="dxa" w:w="2160"/>
+          </w:tcPr>
+          <w:p>
+            <w:r>
+              <w:t>新能源</w:t>
+            </w:r>
+          </w:p>
+        </w:tc>
+        <w:tc>
+          <w:tcPr>
+            <w:tcW w:type="dxa" w:w="2160"/>
+          </w:tcPr>
+          <w:p>
+            <w:r>
+              <w:t>652亿</w:t>
+            </w:r>
+          </w:p>
+        </w:tc>
+        <w:tc>
+          <w:tcPr>
+            <w:tcW w:type="dxa" w:w="2160"/>
+          </w:tcPr>
+          <w:p>
+            <w:r>
+              <w:t>24%</w:t>
+            </w:r>
+          </w:p>
+        </w:tc>
+      </w:tr>
+      <w:tr>
+        <w:tc>
+          <w:tcPr>
+            <w:tcW w:type="dxa" w:w="2160"/>
+          </w:tcPr>
+          <w:p>
+            <w:r>
+              <w:t>方正科技信息有限公司</w:t>
+            </w:r>
+          </w:p>
+        </w:tc>
+        <w:tc>
+          <w:tcPr>
+            <w:tcW w:type="dxa" w:w="2160"/>
+          </w:tcPr>
+          <w:p>
+            <w:r>
+              <w:t>消费科技</w:t>
+            </w:r>
+          </w:p>
+        </w:tc>
+        <w:tc>
+          <w:tcPr>
+            <w:tcW w:type="dxa" w:w="2160"/>
+          </w:tcPr>
+          <w:p>
+            <w:r>
+              <w:t>605亿</w:t>
+            </w:r>
+          </w:p>
+        </w:tc>
+        <w:tc>
+          <w:tcPr>
+            <w:tcW w:type="dxa" w:w="2160"/>
+          </w:tcPr>
+          <w:p>
+            <w:r>
+              <w:t>28%</w:t>
+            </w:r>
+          </w:p>
+        </w:tc>
+      </w:tr>
+      <w:tr>
+        <w:tc>
+          <w:tcPr>
+            <w:tcW w:type="dxa" w:w="2160"/>
+          </w:tcPr>
+          <w:p>
+            <w:r>
+              <w:t>方正科技信息有限公司</w:t>
+            </w:r>
+          </w:p>
+        </w:tc>
+        <w:tc>
+          <w:tcPr>
+            <w:tcW w:type="dxa" w:w="2160"/>
+          </w:tcPr>
+          <w:p>
+            <w:r>
+              <w:t>消费科技</w:t>
+            </w:r>
+          </w:p>
+        </w:tc>
+        <w:tc>
+          <w:tcPr>
+            <w:tcW w:type="dxa" w:w="2160"/>
+          </w:tcPr>
+          <w:p>
+            <w:r>
+              <w:t>484亿</w:t>
+            </w:r>
+          </w:p>
+        </w:tc>
+        <w:tc>
+          <w:tcPr>
+            <w:tcW w:type="dxa" w:w="2160"/>
+          </w:tcPr>
+          <w:p>
+            <w:r>
+              <w:t>12%</w:t>
+            </w:r>
+          </w:p>
+        </w:tc>
+      </w:tr>
+      <w:tr>
+        <w:tc>
+          <w:tcPr>
+            <w:tcW w:type="dxa" w:w="2160"/>
+          </w:tcPr>
+          <w:p>
+            <w:r>
+              <w:t>恩悌网络有限公司</w:t>
+            </w:r>
+          </w:p>
+        </w:tc>
+        <w:tc>
+          <w:tcPr>
+            <w:tcW w:type="dxa" w:w="2160"/>
+          </w:tcPr>
+          <w:p>
+            <w:r>
+              <w:t>新能源</w:t>
+            </w:r>
+          </w:p>
+        </w:tc>
+        <w:tc>
+          <w:tcPr>
+            <w:tcW w:type="dxa" w:w="2160"/>
+          </w:tcPr>
+          <w:p>
+            <w:r>
+              <w:t>454亿</w:t>
+            </w:r>
+          </w:p>
+        </w:tc>
+        <w:tc>
+          <w:tcPr>
+            <w:tcW w:type="dxa" w:w="2160"/>
+          </w:tcPr>
+          <w:p>
+            <w:r>
+              <w:t>11%</w:t>
+            </w:r>
+          </w:p>
+        </w:tc>
+      </w:tr>
+      <w:tr>
+        <w:tc>
+          <w:tcPr>
+            <w:tcW w:type="dxa" w:w="2160"/>
+          </w:tcPr>
+          <w:p>
+            <w:r>
+              <w:t>华泰通安网络有限公司</w:t>
+            </w:r>
+          </w:p>
+        </w:tc>
+        <w:tc>
+          <w:tcPr>
+            <w:tcW w:type="dxa" w:w="2160"/>
+          </w:tcPr>
+          <w:p>
+            <w:r>
+              <w:t>半导体</w:t>
+            </w:r>
+          </w:p>
+        </w:tc>
+        <w:tc>
+          <w:tcPr>
+            <w:tcW w:type="dxa" w:w="2160"/>
+          </w:tcPr>
+          <w:p>
+            <w:r>
+              <w:t>731亿</w:t>
+            </w:r>
+          </w:p>
+        </w:tc>
+        <w:tc>
+          <w:tcPr>
+            <w:tcW w:type="dxa" w:w="2160"/>
+          </w:tcPr>
+          <w:p>
+            <w:r>
+              <w:t>14%</w:t>
+            </w:r>
+          </w:p>
+        </w:tc>
+      </w:tr>
+      <w:tr>
+        <w:tc>
+          <w:tcPr>
+            <w:tcW w:type="dxa" w:w="2160"/>
+          </w:tcPr>
+          <w:p>
+            <w:r>
+              <w:t>迪摩信息有限公司</w:t>
+            </w:r>
+          </w:p>
+        </w:tc>
+        <w:tc>
+          <w:tcPr>
+            <w:tcW w:type="dxa" w:w="2160"/>
+          </w:tcPr>
+          <w:p>
+            <w:r>
+              <w:t>医疗科技</w:t>
+            </w:r>
+          </w:p>
+        </w:tc>
+        <w:tc>
+          <w:tcPr>
+            <w:tcW w:type="dxa" w:w="2160"/>
+          </w:tcPr>
+          <w:p>
+            <w:r>
+              <w:t>773亿</w:t>
+            </w:r>
+          </w:p>
+        </w:tc>
+        <w:tc>
+          <w:tcPr>
+            <w:tcW w:type="dxa" w:w="2160"/>
+          </w:tcPr>
+          <w:p>
+            <w:r>
+              <w:t>11%</w:t>
+            </w:r>
+          </w:p>
+        </w:tc>
+      </w:tr>
+      <w:tr>
+        <w:tc>
+          <w:tcPr>
+            <w:tcW w:type="dxa" w:w="2160"/>
+          </w:tcPr>
+          <w:p>
+            <w:r>
+              <w:t>联软科技有限公司</w:t>
+            </w:r>
+          </w:p>
+        </w:tc>
+        <w:tc>
+          <w:tcPr>
+            <w:tcW w:type="dxa" w:w="2160"/>
+          </w:tcPr>
+          <w:p>
+            <w:r>
+              <w:t>消费科技</w:t>
+            </w:r>
+          </w:p>
+        </w:tc>
+        <w:tc>
+          <w:tcPr>
+            <w:tcW w:type="dxa" w:w="2160"/>
+          </w:tcPr>
+          <w:p>
+            <w:r>
+              <w:t>111亿</w:t>
+            </w:r>
+          </w:p>
+        </w:tc>
+        <w:tc>
+          <w:tcPr>
+            <w:tcW w:type="dxa" w:w="2160"/>
+          </w:tcPr>
+          <w:p>
+            <w:r>
+              <w:t>27%</w:t>
+            </w:r>
+          </w:p>
+        </w:tc>
+      </w:tr>
+    </w:tbl>
+    <w:p>
+      <w:pPr>
+        <w:pStyle w:val="Heading1"/>
+      </w:pPr>
+      <w:r>
+        <w:t>行业分析 4</w:t>
+      </w:r>
+    </w:p>
+    <w:p>
+      <w:r>
+        <w:br/>
+        <w:t>华辰资本旗下的 HC AI Innovation Fund 在最近的资产配置会议中</w:t>
+        <w:br/>
+        <w:t>讨论了 云计算 行业的投资机会，并对 良诺科技有限公司</w:t>
+        <w:br/>
+        <w:t>进行了重点评估。</w:t>
+        <w:br/>
+      </w:r>
+    </w:p>
+    <w:p>
+      <w:r>
+        <w:br/>
+        <w:t>风险管理部认为，半导体 行业仍然面临若干</w:t>
+        <w:br/>
+        <w:t>不确定性因素，包括技术迭代风险、政策变化、</w:t>
+        <w:br/>
+        <w:t>以及市场竞争加剧等问题。</w:t>
+        <w:br/>
+      </w:r>
+    </w:p>
+    <w:p>
+      <w:r>
+        <w:br/>
+        <w:t>根据内部财务模型测算，浦华众城网络有限公司 在未来三年</w:t>
+        <w:br/>
+        <w:t>收入复合增长率预计可达到 20% 左右。</w:t>
         <w:br/>
         <w:t>该预测基于行业需求增长以及公司产能扩张计划。</w:t>
         <w:br/>
@@ -869,20 +2408,53 @@
     <w:p>
       <w:r>
         <w:br/>
-        <w:t>华辰资本旗下的 HC Global Macro Fund 在最近的资产配置会议中</w:t>
+        <w:t>根据内部财务模型测算，恩悌网络有限公司 在未来三年</w:t>
         <w:br/>
-        <w:t>讨论了 半导体 行业的投资机会，并对 华远软件信息有限公司</w:t>
+        <w:t>收入复合增长率预计可达到 31% 左右。</w:t>
         <w:br/>
-        <w:t>进行了重点评估。</w:t>
+        <w:t>该预测基于行业需求增长以及公司产能扩张计划。</w:t>
         <w:br/>
       </w:r>
     </w:p>
     <w:p>
       <w:r>
         <w:br/>
-        <w:t>根据内部财务模型测算，鸿睿思博信息有限公司 在未来三年</w:t>
+        <w:t>从产业链角度看，半导体 行业主要由上游设备厂商、</w:t>
         <w:br/>
-        <w:t>收入复合增长率预计可达到 35% 左右。</w:t>
+        <w:t>中游平台企业以及下游应用厂商组成。</w:t>
+        <w:br/>
+        <w:t>中建创业科技有限公司 主要位于产业链的 中游 环节。</w:t>
+        <w:br/>
+      </w:r>
+    </w:p>
+    <w:p>
+      <w:r>
+        <w:br/>
+        <w:t>风险管理部认为，半导体 行业仍然面临若干</w:t>
+        <w:br/>
+        <w:t>不确定性因素，包括技术迭代风险、政策变化、</w:t>
+        <w:br/>
+        <w:t>以及市场竞争加剧等问题。</w:t>
+        <w:br/>
+      </w:r>
+    </w:p>
+    <w:p>
+      <w:r>
+        <w:br/>
+        <w:t>从产业链角度看，半导体 行业主要由上游设备厂商、</w:t>
+        <w:br/>
+        <w:t>中游平台企业以及下游应用厂商组成。</w:t>
+        <w:br/>
+        <w:t>中建创业科技有限公司 主要位于产业链的 下游 环节。</w:t>
+        <w:br/>
+      </w:r>
+    </w:p>
+    <w:p>
+      <w:r>
+        <w:br/>
+        <w:t>根据内部财务模型测算，巨奥传媒有限公司 在未来三年</w:t>
+        <w:br/>
+        <w:t>收入复合增长率预计可达到 16% 左右。</w:t>
         <w:br/>
         <w:t>该预测基于行业需求增长以及公司产能扩张计划。</w:t>
         <w:br/>
@@ -948,37 +2520,37 @@
           </w:tcPr>
           <w:p>
             <w:r>
-              <w:t>九方网络有限公司</w:t>
-            </w:r>
-          </w:p>
-        </w:tc>
-        <w:tc>
-          <w:tcPr>
-            <w:tcW w:type="dxa" w:w="2160"/>
-          </w:tcPr>
-          <w:p>
-            <w:r>
-              <w:t>新能源</w:t>
-            </w:r>
-          </w:p>
-        </w:tc>
-        <w:tc>
-          <w:tcPr>
-            <w:tcW w:type="dxa" w:w="2160"/>
-          </w:tcPr>
-          <w:p>
-            <w:r>
-              <w:t>173亿</w:t>
-            </w:r>
-          </w:p>
-        </w:tc>
-        <w:tc>
-          <w:tcPr>
-            <w:tcW w:type="dxa" w:w="2160"/>
-          </w:tcPr>
-          <w:p>
-            <w:r>
-              <w:t>26%</w:t>
+              <w:t>飞利信科技有限公司</w:t>
+            </w:r>
+          </w:p>
+        </w:tc>
+        <w:tc>
+          <w:tcPr>
+            <w:tcW w:type="dxa" w:w="2160"/>
+          </w:tcPr>
+          <w:p>
+            <w:r>
+              <w:t>人工智能</w:t>
+            </w:r>
+          </w:p>
+        </w:tc>
+        <w:tc>
+          <w:tcPr>
+            <w:tcW w:type="dxa" w:w="2160"/>
+          </w:tcPr>
+          <w:p>
+            <w:r>
+              <w:t>146亿</w:t>
+            </w:r>
+          </w:p>
+        </w:tc>
+        <w:tc>
+          <w:tcPr>
+            <w:tcW w:type="dxa" w:w="2160"/>
+          </w:tcPr>
+          <w:p>
+            <w:r>
+              <w:t>13%</w:t>
             </w:r>
           </w:p>
         </w:tc>
@@ -990,37 +2562,37 @@
           </w:tcPr>
           <w:p>
             <w:r>
-              <w:t>创联世纪科技有限公司</w:t>
-            </w:r>
-          </w:p>
-        </w:tc>
-        <w:tc>
-          <w:tcPr>
-            <w:tcW w:type="dxa" w:w="2160"/>
-          </w:tcPr>
-          <w:p>
-            <w:r>
-              <w:t>医疗科技</w:t>
-            </w:r>
-          </w:p>
-        </w:tc>
-        <w:tc>
-          <w:tcPr>
-            <w:tcW w:type="dxa" w:w="2160"/>
-          </w:tcPr>
-          <w:p>
-            <w:r>
-              <w:t>632亿</w:t>
-            </w:r>
-          </w:p>
-        </w:tc>
-        <w:tc>
-          <w:tcPr>
-            <w:tcW w:type="dxa" w:w="2160"/>
-          </w:tcPr>
-          <w:p>
-            <w:r>
-              <w:t>11%</w:t>
+              <w:t>富罳网络有限公司</w:t>
+            </w:r>
+          </w:p>
+        </w:tc>
+        <w:tc>
+          <w:tcPr>
+            <w:tcW w:type="dxa" w:w="2160"/>
+          </w:tcPr>
+          <w:p>
+            <w:r>
+              <w:t>新能源</w:t>
+            </w:r>
+          </w:p>
+        </w:tc>
+        <w:tc>
+          <w:tcPr>
+            <w:tcW w:type="dxa" w:w="2160"/>
+          </w:tcPr>
+          <w:p>
+            <w:r>
+              <w:t>610亿</w:t>
+            </w:r>
+          </w:p>
+        </w:tc>
+        <w:tc>
+          <w:tcPr>
+            <w:tcW w:type="dxa" w:w="2160"/>
+          </w:tcPr>
+          <w:p>
+            <w:r>
+              <w:t>8%</w:t>
             </w:r>
           </w:p>
         </w:tc>
@@ -1032,37 +2604,37 @@
           </w:tcPr>
           <w:p>
             <w:r>
-              <w:t>鸿睿思博网络有限公司</w:t>
-            </w:r>
-          </w:p>
-        </w:tc>
-        <w:tc>
-          <w:tcPr>
-            <w:tcW w:type="dxa" w:w="2160"/>
-          </w:tcPr>
-          <w:p>
-            <w:r>
-              <w:t>新能源</w:t>
-            </w:r>
-          </w:p>
-        </w:tc>
-        <w:tc>
-          <w:tcPr>
-            <w:tcW w:type="dxa" w:w="2160"/>
-          </w:tcPr>
-          <w:p>
-            <w:r>
-              <w:t>227亿</w:t>
-            </w:r>
-          </w:p>
-        </w:tc>
-        <w:tc>
-          <w:tcPr>
-            <w:tcW w:type="dxa" w:w="2160"/>
-          </w:tcPr>
-          <w:p>
-            <w:r>
-              <w:t>25%</w:t>
+              <w:t>佳禾传媒有限公司</w:t>
+            </w:r>
+          </w:p>
+        </w:tc>
+        <w:tc>
+          <w:tcPr>
+            <w:tcW w:type="dxa" w:w="2160"/>
+          </w:tcPr>
+          <w:p>
+            <w:r>
+              <w:t>云计算</w:t>
+            </w:r>
+          </w:p>
+        </w:tc>
+        <w:tc>
+          <w:tcPr>
+            <w:tcW w:type="dxa" w:w="2160"/>
+          </w:tcPr>
+          <w:p>
+            <w:r>
+              <w:t>781亿</w:t>
+            </w:r>
+          </w:p>
+        </w:tc>
+        <w:tc>
+          <w:tcPr>
+            <w:tcW w:type="dxa" w:w="2160"/>
+          </w:tcPr>
+          <w:p>
+            <w:r>
+              <w:t>15%</w:t>
             </w:r>
           </w:p>
         </w:tc>
@@ -1074,37 +2646,37 @@
           </w:tcPr>
           <w:p>
             <w:r>
-              <w:t>和泰科技有限公司</w:t>
-            </w:r>
-          </w:p>
-        </w:tc>
-        <w:tc>
-          <w:tcPr>
-            <w:tcW w:type="dxa" w:w="2160"/>
-          </w:tcPr>
-          <w:p>
-            <w:r>
-              <w:t>人工智能</w:t>
-            </w:r>
-          </w:p>
-        </w:tc>
-        <w:tc>
-          <w:tcPr>
-            <w:tcW w:type="dxa" w:w="2160"/>
-          </w:tcPr>
-          <w:p>
-            <w:r>
-              <w:t>702亿</w:t>
-            </w:r>
-          </w:p>
-        </w:tc>
-        <w:tc>
-          <w:tcPr>
-            <w:tcW w:type="dxa" w:w="2160"/>
-          </w:tcPr>
-          <w:p>
-            <w:r>
-              <w:t>29%</w:t>
+              <w:t>创联世纪信息有限公司</w:t>
+            </w:r>
+          </w:p>
+        </w:tc>
+        <w:tc>
+          <w:tcPr>
+            <w:tcW w:type="dxa" w:w="2160"/>
+          </w:tcPr>
+          <w:p>
+            <w:r>
+              <w:t>云计算</w:t>
+            </w:r>
+          </w:p>
+        </w:tc>
+        <w:tc>
+          <w:tcPr>
+            <w:tcW w:type="dxa" w:w="2160"/>
+          </w:tcPr>
+          <w:p>
+            <w:r>
+              <w:t>586亿</w:t>
+            </w:r>
+          </w:p>
+        </w:tc>
+        <w:tc>
+          <w:tcPr>
+            <w:tcW w:type="dxa" w:w="2160"/>
+          </w:tcPr>
+          <w:p>
+            <w:r>
+              <w:t>30%</w:t>
             </w:r>
           </w:p>
         </w:tc>
@@ -1116,7 +2688,7 @@
           </w:tcPr>
           <w:p>
             <w:r>
-              <w:t>飞利信科技有限公司</w:t>
+              <w:t>创汇传媒有限公司</w:t>
             </w:r>
           </w:p>
         </w:tc>
@@ -1136,17 +2708,17 @@
           </w:tcPr>
           <w:p>
             <w:r>
-              <w:t>293亿</w:t>
-            </w:r>
-          </w:p>
-        </w:tc>
-        <w:tc>
-          <w:tcPr>
-            <w:tcW w:type="dxa" w:w="2160"/>
-          </w:tcPr>
-          <w:p>
-            <w:r>
-              <w:t>10%</w:t>
+              <w:t>197亿</w:t>
+            </w:r>
+          </w:p>
+        </w:tc>
+        <w:tc>
+          <w:tcPr>
+            <w:tcW w:type="dxa" w:w="2160"/>
+          </w:tcPr>
+          <w:p>
+            <w:r>
+              <w:t>25%</w:t>
             </w:r>
           </w:p>
         </w:tc>
@@ -1158,37 +2730,37 @@
           </w:tcPr>
           <w:p>
             <w:r>
-              <w:t>东方峻景传媒有限公司</w:t>
-            </w:r>
-          </w:p>
-        </w:tc>
-        <w:tc>
-          <w:tcPr>
-            <w:tcW w:type="dxa" w:w="2160"/>
-          </w:tcPr>
-          <w:p>
-            <w:r>
-              <w:t>新能源</w:t>
-            </w:r>
-          </w:p>
-        </w:tc>
-        <w:tc>
-          <w:tcPr>
-            <w:tcW w:type="dxa" w:w="2160"/>
-          </w:tcPr>
-          <w:p>
-            <w:r>
-              <w:t>556亿</w:t>
-            </w:r>
-          </w:p>
-        </w:tc>
-        <w:tc>
-          <w:tcPr>
-            <w:tcW w:type="dxa" w:w="2160"/>
-          </w:tcPr>
-          <w:p>
-            <w:r>
-              <w:t>10%</w:t>
+              <w:t>华泰通安网络有限公司</w:t>
+            </w:r>
+          </w:p>
+        </w:tc>
+        <w:tc>
+          <w:tcPr>
+            <w:tcW w:type="dxa" w:w="2160"/>
+          </w:tcPr>
+          <w:p>
+            <w:r>
+              <w:t>半导体</w:t>
+            </w:r>
+          </w:p>
+        </w:tc>
+        <w:tc>
+          <w:tcPr>
+            <w:tcW w:type="dxa" w:w="2160"/>
+          </w:tcPr>
+          <w:p>
+            <w:r>
+              <w:t>794亿</w:t>
+            </w:r>
+          </w:p>
+        </w:tc>
+        <w:tc>
+          <w:tcPr>
+            <w:tcW w:type="dxa" w:w="2160"/>
+          </w:tcPr>
+          <w:p>
+            <w:r>
+              <w:t>26%</w:t>
             </w:r>
           </w:p>
         </w:tc>
@@ -1200,37 +2772,37 @@
           </w:tcPr>
           <w:p>
             <w:r>
-              <w:t>和泰传媒有限公司</w:t>
-            </w:r>
-          </w:p>
-        </w:tc>
-        <w:tc>
-          <w:tcPr>
-            <w:tcW w:type="dxa" w:w="2160"/>
-          </w:tcPr>
-          <w:p>
-            <w:r>
-              <w:t>消费科技</w:t>
-            </w:r>
-          </w:p>
-        </w:tc>
-        <w:tc>
-          <w:tcPr>
-            <w:tcW w:type="dxa" w:w="2160"/>
-          </w:tcPr>
-          <w:p>
-            <w:r>
-              <w:t>736亿</w:t>
-            </w:r>
-          </w:p>
-        </w:tc>
-        <w:tc>
-          <w:tcPr>
-            <w:tcW w:type="dxa" w:w="2160"/>
-          </w:tcPr>
-          <w:p>
-            <w:r>
-              <w:t>26%</w:t>
+              <w:t>良诺科技有限公司</w:t>
+            </w:r>
+          </w:p>
+        </w:tc>
+        <w:tc>
+          <w:tcPr>
+            <w:tcW w:type="dxa" w:w="2160"/>
+          </w:tcPr>
+          <w:p>
+            <w:r>
+              <w:t>云计算</w:t>
+            </w:r>
+          </w:p>
+        </w:tc>
+        <w:tc>
+          <w:tcPr>
+            <w:tcW w:type="dxa" w:w="2160"/>
+          </w:tcPr>
+          <w:p>
+            <w:r>
+              <w:t>182亿</w:t>
+            </w:r>
+          </w:p>
+        </w:tc>
+        <w:tc>
+          <w:tcPr>
+            <w:tcW w:type="dxa" w:w="2160"/>
+          </w:tcPr>
+          <w:p>
+            <w:r>
+              <w:t>27%</w:t>
             </w:r>
           </w:p>
         </w:tc>
@@ -1242,7 +2814,7 @@
           </w:tcPr>
           <w:p>
             <w:r>
-              <w:t>浦华众城科技有限公司</w:t>
+              <w:t>联软网络有限公司</w:t>
             </w:r>
           </w:p>
         </w:tc>
@@ -1262,17 +2834,17 @@
           </w:tcPr>
           <w:p>
             <w:r>
-              <w:t>272亿</w:t>
-            </w:r>
-          </w:p>
-        </w:tc>
-        <w:tc>
-          <w:tcPr>
-            <w:tcW w:type="dxa" w:w="2160"/>
-          </w:tcPr>
-          <w:p>
-            <w:r>
-              <w:t>8%</w:t>
+              <w:t>232亿</w:t>
+            </w:r>
+          </w:p>
+        </w:tc>
+        <w:tc>
+          <w:tcPr>
+            <w:tcW w:type="dxa" w:w="2160"/>
+          </w:tcPr>
+          <w:p>
+            <w:r>
+              <w:t>12%</w:t>
             </w:r>
           </w:p>
         </w:tc>
@@ -1284,37 +2856,37 @@
           </w:tcPr>
           <w:p>
             <w:r>
-              <w:t>创亿信息有限公司</w:t>
-            </w:r>
-          </w:p>
-        </w:tc>
-        <w:tc>
-          <w:tcPr>
-            <w:tcW w:type="dxa" w:w="2160"/>
-          </w:tcPr>
-          <w:p>
-            <w:r>
-              <w:t>医疗科技</w:t>
-            </w:r>
-          </w:p>
-        </w:tc>
-        <w:tc>
-          <w:tcPr>
-            <w:tcW w:type="dxa" w:w="2160"/>
-          </w:tcPr>
-          <w:p>
-            <w:r>
-              <w:t>601亿</w:t>
-            </w:r>
-          </w:p>
-        </w:tc>
-        <w:tc>
-          <w:tcPr>
-            <w:tcW w:type="dxa" w:w="2160"/>
-          </w:tcPr>
-          <w:p>
-            <w:r>
-              <w:t>28%</w:t>
+              <w:t>毕博诚信息有限公司</w:t>
+            </w:r>
+          </w:p>
+        </w:tc>
+        <w:tc>
+          <w:tcPr>
+            <w:tcW w:type="dxa" w:w="2160"/>
+          </w:tcPr>
+          <w:p>
+            <w:r>
+              <w:t>机器人</w:t>
+            </w:r>
+          </w:p>
+        </w:tc>
+        <w:tc>
+          <w:tcPr>
+            <w:tcW w:type="dxa" w:w="2160"/>
+          </w:tcPr>
+          <w:p>
+            <w:r>
+              <w:t>504亿</w:t>
+            </w:r>
+          </w:p>
+        </w:tc>
+        <w:tc>
+          <w:tcPr>
+            <w:tcW w:type="dxa" w:w="2160"/>
+          </w:tcPr>
+          <w:p>
+            <w:r>
+              <w:t>8%</w:t>
             </w:r>
           </w:p>
         </w:tc>
@@ -1326,37 +2898,37 @@
           </w:tcPr>
           <w:p>
             <w:r>
-              <w:t>鸿睿思博信息有限公司</w:t>
-            </w:r>
-          </w:p>
-        </w:tc>
-        <w:tc>
-          <w:tcPr>
-            <w:tcW w:type="dxa" w:w="2160"/>
-          </w:tcPr>
-          <w:p>
-            <w:r>
-              <w:t>半导体</w:t>
-            </w:r>
-          </w:p>
-        </w:tc>
-        <w:tc>
-          <w:tcPr>
-            <w:tcW w:type="dxa" w:w="2160"/>
-          </w:tcPr>
-          <w:p>
-            <w:r>
-              <w:t>740亿</w:t>
-            </w:r>
-          </w:p>
-        </w:tc>
-        <w:tc>
-          <w:tcPr>
-            <w:tcW w:type="dxa" w:w="2160"/>
-          </w:tcPr>
-          <w:p>
-            <w:r>
-              <w:t>6%</w:t>
+              <w:t>明腾传媒有限公司</w:t>
+            </w:r>
+          </w:p>
+        </w:tc>
+        <w:tc>
+          <w:tcPr>
+            <w:tcW w:type="dxa" w:w="2160"/>
+          </w:tcPr>
+          <w:p>
+            <w:r>
+              <w:t>人工智能</w:t>
+            </w:r>
+          </w:p>
+        </w:tc>
+        <w:tc>
+          <w:tcPr>
+            <w:tcW w:type="dxa" w:w="2160"/>
+          </w:tcPr>
+          <w:p>
+            <w:r>
+              <w:t>334亿</w:t>
+            </w:r>
+          </w:p>
+        </w:tc>
+        <w:tc>
+          <w:tcPr>
+            <w:tcW w:type="dxa" w:w="2160"/>
+          </w:tcPr>
+          <w:p>
+            <w:r>
+              <w:t>9%</w:t>
             </w:r>
           </w:p>
         </w:tc>
@@ -1368,37 +2940,37 @@
           </w:tcPr>
           <w:p>
             <w:r>
-              <w:t>国讯网络有限公司</w:t>
-            </w:r>
-          </w:p>
-        </w:tc>
-        <w:tc>
-          <w:tcPr>
-            <w:tcW w:type="dxa" w:w="2160"/>
-          </w:tcPr>
-          <w:p>
-            <w:r>
-              <w:t>云计算</w:t>
-            </w:r>
-          </w:p>
-        </w:tc>
-        <w:tc>
-          <w:tcPr>
-            <w:tcW w:type="dxa" w:w="2160"/>
-          </w:tcPr>
-          <w:p>
-            <w:r>
-              <w:t>273亿</w:t>
-            </w:r>
-          </w:p>
-        </w:tc>
-        <w:tc>
-          <w:tcPr>
-            <w:tcW w:type="dxa" w:w="2160"/>
-          </w:tcPr>
-          <w:p>
-            <w:r>
-              <w:t>18%</w:t>
+              <w:t>通际名联科技有限公司</w:t>
+            </w:r>
+          </w:p>
+        </w:tc>
+        <w:tc>
+          <w:tcPr>
+            <w:tcW w:type="dxa" w:w="2160"/>
+          </w:tcPr>
+          <w:p>
+            <w:r>
+              <w:t>人工智能</w:t>
+            </w:r>
+          </w:p>
+        </w:tc>
+        <w:tc>
+          <w:tcPr>
+            <w:tcW w:type="dxa" w:w="2160"/>
+          </w:tcPr>
+          <w:p>
+            <w:r>
+              <w:t>209亿</w:t>
+            </w:r>
+          </w:p>
+        </w:tc>
+        <w:tc>
+          <w:tcPr>
+            <w:tcW w:type="dxa" w:w="2160"/>
+          </w:tcPr>
+          <w:p>
+            <w:r>
+              <w:t>28%</w:t>
             </w:r>
           </w:p>
         </w:tc>
@@ -1410,37 +2982,37 @@
           </w:tcPr>
           <w:p>
             <w:r>
-              <w:t>天益信息有限公司</w:t>
-            </w:r>
-          </w:p>
-        </w:tc>
-        <w:tc>
-          <w:tcPr>
-            <w:tcW w:type="dxa" w:w="2160"/>
-          </w:tcPr>
-          <w:p>
-            <w:r>
-              <w:t>云计算</w:t>
-            </w:r>
-          </w:p>
-        </w:tc>
-        <w:tc>
-          <w:tcPr>
-            <w:tcW w:type="dxa" w:w="2160"/>
-          </w:tcPr>
-          <w:p>
-            <w:r>
-              <w:t>107亿</w:t>
-            </w:r>
-          </w:p>
-        </w:tc>
-        <w:tc>
-          <w:tcPr>
-            <w:tcW w:type="dxa" w:w="2160"/>
-          </w:tcPr>
-          <w:p>
-            <w:r>
-              <w:t>25%</w:t>
+              <w:t>富罳网络有限公司</w:t>
+            </w:r>
+          </w:p>
+        </w:tc>
+        <w:tc>
+          <w:tcPr>
+            <w:tcW w:type="dxa" w:w="2160"/>
+          </w:tcPr>
+          <w:p>
+            <w:r>
+              <w:t>新能源</w:t>
+            </w:r>
+          </w:p>
+        </w:tc>
+        <w:tc>
+          <w:tcPr>
+            <w:tcW w:type="dxa" w:w="2160"/>
+          </w:tcPr>
+          <w:p>
+            <w:r>
+              <w:t>156亿</w:t>
+            </w:r>
+          </w:p>
+        </w:tc>
+        <w:tc>
+          <w:tcPr>
+            <w:tcW w:type="dxa" w:w="2160"/>
+          </w:tcPr>
+          <w:p>
+            <w:r>
+              <w:t>23%</w:t>
             </w:r>
           </w:p>
         </w:tc>
@@ -1452,37 +3024,37 @@
           </w:tcPr>
           <w:p>
             <w:r>
-              <w:t>兰金电子网络有限公司</w:t>
-            </w:r>
-          </w:p>
-        </w:tc>
-        <w:tc>
-          <w:tcPr>
-            <w:tcW w:type="dxa" w:w="2160"/>
-          </w:tcPr>
-          <w:p>
-            <w:r>
-              <w:t>消费科技</w:t>
-            </w:r>
-          </w:p>
-        </w:tc>
-        <w:tc>
-          <w:tcPr>
-            <w:tcW w:type="dxa" w:w="2160"/>
-          </w:tcPr>
-          <w:p>
-            <w:r>
-              <w:t>320亿</w:t>
-            </w:r>
-          </w:p>
-        </w:tc>
-        <w:tc>
-          <w:tcPr>
-            <w:tcW w:type="dxa" w:w="2160"/>
-          </w:tcPr>
-          <w:p>
-            <w:r>
-              <w:t>18%</w:t>
+              <w:t>信诚致远科技有限公司</w:t>
+            </w:r>
+          </w:p>
+        </w:tc>
+        <w:tc>
+          <w:tcPr>
+            <w:tcW w:type="dxa" w:w="2160"/>
+          </w:tcPr>
+          <w:p>
+            <w:r>
+              <w:t>云计算</w:t>
+            </w:r>
+          </w:p>
+        </w:tc>
+        <w:tc>
+          <w:tcPr>
+            <w:tcW w:type="dxa" w:w="2160"/>
+          </w:tcPr>
+          <w:p>
+            <w:r>
+              <w:t>627亿</w:t>
+            </w:r>
+          </w:p>
+        </w:tc>
+        <w:tc>
+          <w:tcPr>
+            <w:tcW w:type="dxa" w:w="2160"/>
+          </w:tcPr>
+          <w:p>
+            <w:r>
+              <w:t>13%</w:t>
             </w:r>
           </w:p>
         </w:tc>
@@ -1494,37 +3066,37 @@
           </w:tcPr>
           <w:p>
             <w:r>
-              <w:t>新宇龙信息传媒有限公司</w:t>
-            </w:r>
-          </w:p>
-        </w:tc>
-        <w:tc>
-          <w:tcPr>
-            <w:tcW w:type="dxa" w:w="2160"/>
-          </w:tcPr>
-          <w:p>
-            <w:r>
-              <w:t>机器人</w:t>
-            </w:r>
-          </w:p>
-        </w:tc>
-        <w:tc>
-          <w:tcPr>
-            <w:tcW w:type="dxa" w:w="2160"/>
-          </w:tcPr>
-          <w:p>
-            <w:r>
-              <w:t>223亿</w:t>
-            </w:r>
-          </w:p>
-        </w:tc>
-        <w:tc>
-          <w:tcPr>
-            <w:tcW w:type="dxa" w:w="2160"/>
-          </w:tcPr>
-          <w:p>
-            <w:r>
-              <w:t>20%</w:t>
+              <w:t>良诺科技有限公司</w:t>
+            </w:r>
+          </w:p>
+        </w:tc>
+        <w:tc>
+          <w:tcPr>
+            <w:tcW w:type="dxa" w:w="2160"/>
+          </w:tcPr>
+          <w:p>
+            <w:r>
+              <w:t>云计算</w:t>
+            </w:r>
+          </w:p>
+        </w:tc>
+        <w:tc>
+          <w:tcPr>
+            <w:tcW w:type="dxa" w:w="2160"/>
+          </w:tcPr>
+          <w:p>
+            <w:r>
+              <w:t>326亿</w:t>
+            </w:r>
+          </w:p>
+        </w:tc>
+        <w:tc>
+          <w:tcPr>
+            <w:tcW w:type="dxa" w:w="2160"/>
+          </w:tcPr>
+          <w:p>
+            <w:r>
+              <w:t>6%</w:t>
             </w:r>
           </w:p>
         </w:tc>
@@ -1536,37 +3108,37 @@
           </w:tcPr>
           <w:p>
             <w:r>
-              <w:t>东方峻景传媒有限公司</w:t>
-            </w:r>
-          </w:p>
-        </w:tc>
-        <w:tc>
-          <w:tcPr>
-            <w:tcW w:type="dxa" w:w="2160"/>
-          </w:tcPr>
-          <w:p>
-            <w:r>
-              <w:t>新能源</w:t>
-            </w:r>
-          </w:p>
-        </w:tc>
-        <w:tc>
-          <w:tcPr>
-            <w:tcW w:type="dxa" w:w="2160"/>
-          </w:tcPr>
-          <w:p>
-            <w:r>
-              <w:t>589亿</w:t>
-            </w:r>
-          </w:p>
-        </w:tc>
-        <w:tc>
-          <w:tcPr>
-            <w:tcW w:type="dxa" w:w="2160"/>
-          </w:tcPr>
-          <w:p>
-            <w:r>
-              <w:t>14%</w:t>
+              <w:t>华成育卓科技有限公司</w:t>
+            </w:r>
+          </w:p>
+        </w:tc>
+        <w:tc>
+          <w:tcPr>
+            <w:tcW w:type="dxa" w:w="2160"/>
+          </w:tcPr>
+          <w:p>
+            <w:r>
+              <w:t>医疗科技</w:t>
+            </w:r>
+          </w:p>
+        </w:tc>
+        <w:tc>
+          <w:tcPr>
+            <w:tcW w:type="dxa" w:w="2160"/>
+          </w:tcPr>
+          <w:p>
+            <w:r>
+              <w:t>214亿</w:t>
+            </w:r>
+          </w:p>
+        </w:tc>
+        <w:tc>
+          <w:tcPr>
+            <w:tcW w:type="dxa" w:w="2160"/>
+          </w:tcPr>
+          <w:p>
+            <w:r>
+              <w:t>20%</w:t>
             </w:r>
           </w:p>
         </w:tc>
@@ -1577,37 +3149,57 @@
         <w:pStyle w:val="Heading1"/>
       </w:pPr>
       <w:r>
-        <w:t>行业分析 3</w:t>
+        <w:t>行业分析 5</w:t>
       </w:r>
     </w:p>
     <w:p>
       <w:r>
         <w:br/>
-        <w:t>从产业链角度看，人工智能 行业主要由上游设备厂商、</w:t>
+        <w:t>华辰资本旗下的 HC Alpha Growth Fund 在最近的资产配置会议中</w:t>
         <w:br/>
-        <w:t>中游平台企业以及下游应用厂商组成。</w:t>
+        <w:t>讨论了 人工智能 行业的投资机会，并对 惠派国际公司科技有限公司</w:t>
         <w:br/>
-        <w:t>和泰科技有限公司 主要位于产业链的 下游 环节。</w:t>
+        <w:t>进行了重点评估。</w:t>
         <w:br/>
       </w:r>
     </w:p>
     <w:p>
       <w:r>
         <w:br/>
-        <w:t>创汇传媒有限公司 是中国 新能源 行业的重要企业之一。</w:t>
+        <w:t>从产业链角度看，医疗科技 行业主要由上游设备厂商、</w:t>
         <w:br/>
-        <w:t>根据华辰资本 量化研究部 的研究，该公司成立于 2007 年，</w:t>
+        <w:t>中游平台企业以及下游应用厂商组成。</w:t>
         <w:br/>
-        <w:t>目前员工规模约 7155 人。公司近年来持续加大研发投入，</w:t>
-        <w:br/>
-        <w:t>在核心技术方面形成了较强的竞争壁垒。</w:t>
+        <w:t>迪摩信息有限公司 主要位于产业链的 中游 环节。</w:t>
         <w:br/>
       </w:r>
     </w:p>
     <w:p>
       <w:r>
         <w:br/>
-        <w:t>风险管理部认为，半导体 行业仍然面临若干</w:t>
+        <w:t>根据内部财务模型测算，方正科技传媒有限公司 在未来三年</w:t>
+        <w:br/>
+        <w:t>收入复合增长率预计可达到 26% 左右。</w:t>
+        <w:br/>
+        <w:t>该预测基于行业需求增长以及公司产能扩张计划。</w:t>
+        <w:br/>
+      </w:r>
+    </w:p>
+    <w:p>
+      <w:r>
+        <w:br/>
+        <w:t>从产业链角度看，医疗科技 行业主要由上游设备厂商、</w:t>
+        <w:br/>
+        <w:t>中游平台企业以及下游应用厂商组成。</w:t>
+        <w:br/>
+        <w:t>九方传媒有限公司 主要位于产业链的 上游 环节。</w:t>
+        <w:br/>
+      </w:r>
+    </w:p>
+    <w:p>
+      <w:r>
+        <w:br/>
+        <w:t>风险管理部认为，消费科技 行业仍然面临若干</w:t>
         <w:br/>
         <w:t>不确定性因素，包括技术迭代风险、政策变化、</w:t>
         <w:br/>
@@ -1618,18 +3210,18 @@
     <w:p>
       <w:r>
         <w:br/>
-        <w:t>从产业链角度看，云计算 行业主要由上游设备厂商、</w:t>
+        <w:t>根据内部财务模型测算，新格林耐特网络有限公司 在未来三年</w:t>
         <w:br/>
-        <w:t>中游平台企业以及下游应用厂商组成。</w:t>
+        <w:t>收入复合增长率预计可达到 26% 左右。</w:t>
         <w:br/>
-        <w:t>易动力科技有限公司 主要位于产业链的 下游 环节。</w:t>
+        <w:t>该预测基于行业需求增长以及公司产能扩张计划。</w:t>
         <w:br/>
       </w:r>
     </w:p>
     <w:p>
       <w:r>
         <w:br/>
-        <w:t>风险管理部认为，新能源 行业仍然面临若干</w:t>
+        <w:t>风险管理部认为，人工智能 行业仍然面临若干</w:t>
         <w:br/>
         <w:t>不确定性因素，包括技术迭代风险、政策变化、</w:t>
         <w:br/>
@@ -1640,33 +3232,13 @@
     <w:p>
       <w:r>
         <w:br/>
-        <w:t>华辰资本旗下的 HC Energy Transition Fund 在最近的资产配置会议中</w:t>
+        <w:t>良诺科技有限公司 是中国 云计算 行业的重要企业之一。</w:t>
         <w:br/>
-        <w:t>讨论了 人工智能 行业的投资机会，并对 迪摩科技有限公司</w:t>
+        <w:t>根据华辰资本 资产配置委员会 的研究，该公司成立于 2016 年，</w:t>
         <w:br/>
-        <w:t>进行了重点评估。</w:t>
+        <w:t>目前员工规模约 1663 人。公司近年来持续加大研发投入，</w:t>
         <w:br/>
-      </w:r>
-    </w:p>
-    <w:p>
-      <w:r>
-        <w:br/>
-        <w:t>根据内部财务模型测算，易动力科技有限公司 在未来三年</w:t>
-        <w:br/>
-        <w:t>收入复合增长率预计可达到 32% 左右。</w:t>
-        <w:br/>
-        <w:t>该预测基于行业需求增长以及公司产能扩张计划。</w:t>
-        <w:br/>
-      </w:r>
-    </w:p>
-    <w:p>
-      <w:r>
-        <w:br/>
-        <w:t>风险管理部认为，机器人 行业仍然面临若干</w:t>
-        <w:br/>
-        <w:t>不确定性因素，包括技术迭代风险、政策变化、</w:t>
-        <w:br/>
-        <w:t>以及市场竞争加剧等问题。</w:t>
+        <w:t>在核心技术方面形成了较强的竞争壁垒。</w:t>
         <w:br/>
       </w:r>
     </w:p>
@@ -1730,37 +3302,37 @@
           </w:tcPr>
           <w:p>
             <w:r>
-              <w:t>东方峻景网络有限公司</w:t>
-            </w:r>
-          </w:p>
-        </w:tc>
-        <w:tc>
-          <w:tcPr>
-            <w:tcW w:type="dxa" w:w="2160"/>
-          </w:tcPr>
-          <w:p>
-            <w:r>
-              <w:t>机器人</w:t>
-            </w:r>
-          </w:p>
-        </w:tc>
-        <w:tc>
-          <w:tcPr>
-            <w:tcW w:type="dxa" w:w="2160"/>
-          </w:tcPr>
-          <w:p>
-            <w:r>
-              <w:t>460亿</w:t>
-            </w:r>
-          </w:p>
-        </w:tc>
-        <w:tc>
-          <w:tcPr>
-            <w:tcW w:type="dxa" w:w="2160"/>
-          </w:tcPr>
-          <w:p>
-            <w:r>
-              <w:t>23%</w:t>
+              <w:t>浦华众城网络有限公司</w:t>
+            </w:r>
+          </w:p>
+        </w:tc>
+        <w:tc>
+          <w:tcPr>
+            <w:tcW w:type="dxa" w:w="2160"/>
+          </w:tcPr>
+          <w:p>
+            <w:r>
+              <w:t>新能源</w:t>
+            </w:r>
+          </w:p>
+        </w:tc>
+        <w:tc>
+          <w:tcPr>
+            <w:tcW w:type="dxa" w:w="2160"/>
+          </w:tcPr>
+          <w:p>
+            <w:r>
+              <w:t>354亿</w:t>
+            </w:r>
+          </w:p>
+        </w:tc>
+        <w:tc>
+          <w:tcPr>
+            <w:tcW w:type="dxa" w:w="2160"/>
+          </w:tcPr>
+          <w:p>
+            <w:r>
+              <w:t>9%</w:t>
             </w:r>
           </w:p>
         </w:tc>
@@ -1782,27 +3354,27 @@
           </w:tcPr>
           <w:p>
             <w:r>
-              <w:t>机器人</w:t>
-            </w:r>
-          </w:p>
-        </w:tc>
-        <w:tc>
-          <w:tcPr>
-            <w:tcW w:type="dxa" w:w="2160"/>
-          </w:tcPr>
-          <w:p>
-            <w:r>
-              <w:t>374亿</w:t>
-            </w:r>
-          </w:p>
-        </w:tc>
-        <w:tc>
-          <w:tcPr>
-            <w:tcW w:type="dxa" w:w="2160"/>
-          </w:tcPr>
-          <w:p>
-            <w:r>
-              <w:t>28%</w:t>
+              <w:t>云计算</w:t>
+            </w:r>
+          </w:p>
+        </w:tc>
+        <w:tc>
+          <w:tcPr>
+            <w:tcW w:type="dxa" w:w="2160"/>
+          </w:tcPr>
+          <w:p>
+            <w:r>
+              <w:t>135亿</w:t>
+            </w:r>
+          </w:p>
+        </w:tc>
+        <w:tc>
+          <w:tcPr>
+            <w:tcW w:type="dxa" w:w="2160"/>
+          </w:tcPr>
+          <w:p>
+            <w:r>
+              <w:t>22%</w:t>
             </w:r>
           </w:p>
         </w:tc>
@@ -1814,37 +3386,37 @@
           </w:tcPr>
           <w:p>
             <w:r>
-              <w:t>雨林木风计算机科技有限公司</w:t>
-            </w:r>
-          </w:p>
-        </w:tc>
-        <w:tc>
-          <w:tcPr>
-            <w:tcW w:type="dxa" w:w="2160"/>
-          </w:tcPr>
-          <w:p>
-            <w:r>
-              <w:t>人工智能</w:t>
-            </w:r>
-          </w:p>
-        </w:tc>
-        <w:tc>
-          <w:tcPr>
-            <w:tcW w:type="dxa" w:w="2160"/>
-          </w:tcPr>
-          <w:p>
-            <w:r>
-              <w:t>677亿</w:t>
-            </w:r>
-          </w:p>
-        </w:tc>
-        <w:tc>
-          <w:tcPr>
-            <w:tcW w:type="dxa" w:w="2160"/>
-          </w:tcPr>
-          <w:p>
-            <w:r>
-              <w:t>27%</w:t>
+              <w:t>泰麒麟网络有限公司</w:t>
+            </w:r>
+          </w:p>
+        </w:tc>
+        <w:tc>
+          <w:tcPr>
+            <w:tcW w:type="dxa" w:w="2160"/>
+          </w:tcPr>
+          <w:p>
+            <w:r>
+              <w:t>云计算</w:t>
+            </w:r>
+          </w:p>
+        </w:tc>
+        <w:tc>
+          <w:tcPr>
+            <w:tcW w:type="dxa" w:w="2160"/>
+          </w:tcPr>
+          <w:p>
+            <w:r>
+              <w:t>447亿</w:t>
+            </w:r>
+          </w:p>
+        </w:tc>
+        <w:tc>
+          <w:tcPr>
+            <w:tcW w:type="dxa" w:w="2160"/>
+          </w:tcPr>
+          <w:p>
+            <w:r>
+              <w:t>8%</w:t>
             </w:r>
           </w:p>
         </w:tc>
@@ -1856,37 +3428,37 @@
           </w:tcPr>
           <w:p>
             <w:r>
-              <w:t>迪摩科技有限公司</w:t>
-            </w:r>
-          </w:p>
-        </w:tc>
-        <w:tc>
-          <w:tcPr>
-            <w:tcW w:type="dxa" w:w="2160"/>
-          </w:tcPr>
-          <w:p>
-            <w:r>
-              <w:t>人工智能</w:t>
-            </w:r>
-          </w:p>
-        </w:tc>
-        <w:tc>
-          <w:tcPr>
-            <w:tcW w:type="dxa" w:w="2160"/>
-          </w:tcPr>
-          <w:p>
-            <w:r>
-              <w:t>420亿</w:t>
-            </w:r>
-          </w:p>
-        </w:tc>
-        <w:tc>
-          <w:tcPr>
-            <w:tcW w:type="dxa" w:w="2160"/>
-          </w:tcPr>
-          <w:p>
-            <w:r>
-              <w:t>17%</w:t>
+              <w:t>恩悌网络有限公司</w:t>
+            </w:r>
+          </w:p>
+        </w:tc>
+        <w:tc>
+          <w:tcPr>
+            <w:tcW w:type="dxa" w:w="2160"/>
+          </w:tcPr>
+          <w:p>
+            <w:r>
+              <w:t>新能源</w:t>
+            </w:r>
+          </w:p>
+        </w:tc>
+        <w:tc>
+          <w:tcPr>
+            <w:tcW w:type="dxa" w:w="2160"/>
+          </w:tcPr>
+          <w:p>
+            <w:r>
+              <w:t>211亿</w:t>
+            </w:r>
+          </w:p>
+        </w:tc>
+        <w:tc>
+          <w:tcPr>
+            <w:tcW w:type="dxa" w:w="2160"/>
+          </w:tcPr>
+          <w:p>
+            <w:r>
+              <w:t>7%</w:t>
             </w:r>
           </w:p>
         </w:tc>
@@ -1898,7 +3470,7 @@
           </w:tcPr>
           <w:p>
             <w:r>
-              <w:t>昂歌信息科技有限公司</w:t>
+              <w:t>昂歌信息信息有限公司</w:t>
             </w:r>
           </w:p>
         </w:tc>
@@ -1918,17 +3490,17 @@
           </w:tcPr>
           <w:p>
             <w:r>
-              <w:t>599亿</w:t>
-            </w:r>
-          </w:p>
-        </w:tc>
-        <w:tc>
-          <w:tcPr>
-            <w:tcW w:type="dxa" w:w="2160"/>
-          </w:tcPr>
-          <w:p>
-            <w:r>
-              <w:t>6%</w:t>
+              <w:t>439亿</w:t>
+            </w:r>
+          </w:p>
+        </w:tc>
+        <w:tc>
+          <w:tcPr>
+            <w:tcW w:type="dxa" w:w="2160"/>
+          </w:tcPr>
+          <w:p>
+            <w:r>
+              <w:t>19%</w:t>
             </w:r>
           </w:p>
         </w:tc>
@@ -1940,7 +3512,7 @@
           </w:tcPr>
           <w:p>
             <w:r>
-              <w:t>和泰科技有限公司</w:t>
+              <w:t>飞利信科技有限公司</w:t>
             </w:r>
           </w:p>
         </w:tc>
@@ -1960,17 +3532,17 @@
           </w:tcPr>
           <w:p>
             <w:r>
-              <w:t>505亿</w:t>
-            </w:r>
-          </w:p>
-        </w:tc>
-        <w:tc>
-          <w:tcPr>
-            <w:tcW w:type="dxa" w:w="2160"/>
-          </w:tcPr>
-          <w:p>
-            <w:r>
-              <w:t>5%</w:t>
+              <w:t>410亿</w:t>
+            </w:r>
+          </w:p>
+        </w:tc>
+        <w:tc>
+          <w:tcPr>
+            <w:tcW w:type="dxa" w:w="2160"/>
+          </w:tcPr>
+          <w:p>
+            <w:r>
+              <w:t>17%</w:t>
             </w:r>
           </w:p>
         </w:tc>
@@ -1982,37 +3554,37 @@
           </w:tcPr>
           <w:p>
             <w:r>
-              <w:t>创汇传媒有限公司</w:t>
-            </w:r>
-          </w:p>
-        </w:tc>
-        <w:tc>
-          <w:tcPr>
-            <w:tcW w:type="dxa" w:w="2160"/>
-          </w:tcPr>
-          <w:p>
-            <w:r>
-              <w:t>新能源</w:t>
-            </w:r>
-          </w:p>
-        </w:tc>
-        <w:tc>
-          <w:tcPr>
-            <w:tcW w:type="dxa" w:w="2160"/>
-          </w:tcPr>
-          <w:p>
-            <w:r>
-              <w:t>481亿</w:t>
-            </w:r>
-          </w:p>
-        </w:tc>
-        <w:tc>
-          <w:tcPr>
-            <w:tcW w:type="dxa" w:w="2160"/>
-          </w:tcPr>
-          <w:p>
-            <w:r>
-              <w:t>17%</w:t>
+              <w:t>毕博诚信息有限公司</w:t>
+            </w:r>
+          </w:p>
+        </w:tc>
+        <w:tc>
+          <w:tcPr>
+            <w:tcW w:type="dxa" w:w="2160"/>
+          </w:tcPr>
+          <w:p>
+            <w:r>
+              <w:t>机器人</w:t>
+            </w:r>
+          </w:p>
+        </w:tc>
+        <w:tc>
+          <w:tcPr>
+            <w:tcW w:type="dxa" w:w="2160"/>
+          </w:tcPr>
+          <w:p>
+            <w:r>
+              <w:t>486亿</w:t>
+            </w:r>
+          </w:p>
+        </w:tc>
+        <w:tc>
+          <w:tcPr>
+            <w:tcW w:type="dxa" w:w="2160"/>
+          </w:tcPr>
+          <w:p>
+            <w:r>
+              <w:t>10%</w:t>
             </w:r>
           </w:p>
         </w:tc>
@@ -2024,37 +3596,37 @@
           </w:tcPr>
           <w:p>
             <w:r>
-              <w:t>九方信息有限公司</w:t>
-            </w:r>
-          </w:p>
-        </w:tc>
-        <w:tc>
-          <w:tcPr>
-            <w:tcW w:type="dxa" w:w="2160"/>
-          </w:tcPr>
-          <w:p>
-            <w:r>
-              <w:t>新能源</w:t>
-            </w:r>
-          </w:p>
-        </w:tc>
-        <w:tc>
-          <w:tcPr>
-            <w:tcW w:type="dxa" w:w="2160"/>
-          </w:tcPr>
-          <w:p>
-            <w:r>
-              <w:t>711亿</w:t>
-            </w:r>
-          </w:p>
-        </w:tc>
-        <w:tc>
-          <w:tcPr>
-            <w:tcW w:type="dxa" w:w="2160"/>
-          </w:tcPr>
-          <w:p>
-            <w:r>
-              <w:t>11%</w:t>
+              <w:t>飞利信科技有限公司</w:t>
+            </w:r>
+          </w:p>
+        </w:tc>
+        <w:tc>
+          <w:tcPr>
+            <w:tcW w:type="dxa" w:w="2160"/>
+          </w:tcPr>
+          <w:p>
+            <w:r>
+              <w:t>人工智能</w:t>
+            </w:r>
+          </w:p>
+        </w:tc>
+        <w:tc>
+          <w:tcPr>
+            <w:tcW w:type="dxa" w:w="2160"/>
+          </w:tcPr>
+          <w:p>
+            <w:r>
+              <w:t>193亿</w:t>
+            </w:r>
+          </w:p>
+        </w:tc>
+        <w:tc>
+          <w:tcPr>
+            <w:tcW w:type="dxa" w:w="2160"/>
+          </w:tcPr>
+          <w:p>
+            <w:r>
+              <w:t>7%</w:t>
             </w:r>
           </w:p>
         </w:tc>
@@ -2066,37 +3638,37 @@
           </w:tcPr>
           <w:p>
             <w:r>
-              <w:t>易动力科技有限公司</w:t>
-            </w:r>
-          </w:p>
-        </w:tc>
-        <w:tc>
-          <w:tcPr>
-            <w:tcW w:type="dxa" w:w="2160"/>
-          </w:tcPr>
-          <w:p>
-            <w:r>
-              <w:t>云计算</w:t>
-            </w:r>
-          </w:p>
-        </w:tc>
-        <w:tc>
-          <w:tcPr>
-            <w:tcW w:type="dxa" w:w="2160"/>
-          </w:tcPr>
-          <w:p>
-            <w:r>
-              <w:t>285亿</w:t>
-            </w:r>
-          </w:p>
-        </w:tc>
-        <w:tc>
-          <w:tcPr>
-            <w:tcW w:type="dxa" w:w="2160"/>
-          </w:tcPr>
-          <w:p>
-            <w:r>
-              <w:t>7%</w:t>
+              <w:t>通际名联科技有限公司</w:t>
+            </w:r>
+          </w:p>
+        </w:tc>
+        <w:tc>
+          <w:tcPr>
+            <w:tcW w:type="dxa" w:w="2160"/>
+          </w:tcPr>
+          <w:p>
+            <w:r>
+              <w:t>人工智能</w:t>
+            </w:r>
+          </w:p>
+        </w:tc>
+        <w:tc>
+          <w:tcPr>
+            <w:tcW w:type="dxa" w:w="2160"/>
+          </w:tcPr>
+          <w:p>
+            <w:r>
+              <w:t>468亿</w:t>
+            </w:r>
+          </w:p>
+        </w:tc>
+        <w:tc>
+          <w:tcPr>
+            <w:tcW w:type="dxa" w:w="2160"/>
+          </w:tcPr>
+          <w:p>
+            <w:r>
+              <w:t>14%</w:t>
             </w:r>
           </w:p>
         </w:tc>
@@ -2108,37 +3680,37 @@
           </w:tcPr>
           <w:p>
             <w:r>
-              <w:t>新宇龙信息传媒有限公司</w:t>
-            </w:r>
-          </w:p>
-        </w:tc>
-        <w:tc>
-          <w:tcPr>
-            <w:tcW w:type="dxa" w:w="2160"/>
-          </w:tcPr>
-          <w:p>
-            <w:r>
-              <w:t>机器人</w:t>
-            </w:r>
-          </w:p>
-        </w:tc>
-        <w:tc>
-          <w:tcPr>
-            <w:tcW w:type="dxa" w:w="2160"/>
-          </w:tcPr>
-          <w:p>
-            <w:r>
-              <w:t>524亿</w:t>
-            </w:r>
-          </w:p>
-        </w:tc>
-        <w:tc>
-          <w:tcPr>
-            <w:tcW w:type="dxa" w:w="2160"/>
-          </w:tcPr>
-          <w:p>
-            <w:r>
-              <w:t>7%</w:t>
+              <w:t>联软科技有限公司</w:t>
+            </w:r>
+          </w:p>
+        </w:tc>
+        <w:tc>
+          <w:tcPr>
+            <w:tcW w:type="dxa" w:w="2160"/>
+          </w:tcPr>
+          <w:p>
+            <w:r>
+              <w:t>消费科技</w:t>
+            </w:r>
+          </w:p>
+        </w:tc>
+        <w:tc>
+          <w:tcPr>
+            <w:tcW w:type="dxa" w:w="2160"/>
+          </w:tcPr>
+          <w:p>
+            <w:r>
+              <w:t>312亿</w:t>
+            </w:r>
+          </w:p>
+        </w:tc>
+        <w:tc>
+          <w:tcPr>
+            <w:tcW w:type="dxa" w:w="2160"/>
+          </w:tcPr>
+          <w:p>
+            <w:r>
+              <w:t>23%</w:t>
             </w:r>
           </w:p>
         </w:tc>
@@ -2150,37 +3722,37 @@
           </w:tcPr>
           <w:p>
             <w:r>
-              <w:t>富罳信息有限公司</w:t>
-            </w:r>
-          </w:p>
-        </w:tc>
-        <w:tc>
-          <w:tcPr>
-            <w:tcW w:type="dxa" w:w="2160"/>
-          </w:tcPr>
-          <w:p>
-            <w:r>
-              <w:t>医疗科技</w:t>
-            </w:r>
-          </w:p>
-        </w:tc>
-        <w:tc>
-          <w:tcPr>
-            <w:tcW w:type="dxa" w:w="2160"/>
-          </w:tcPr>
-          <w:p>
-            <w:r>
-              <w:t>795亿</w:t>
-            </w:r>
-          </w:p>
-        </w:tc>
-        <w:tc>
-          <w:tcPr>
-            <w:tcW w:type="dxa" w:w="2160"/>
-          </w:tcPr>
-          <w:p>
-            <w:r>
-              <w:t>30%</w:t>
+              <w:t>飞海科技传媒有限公司</w:t>
+            </w:r>
+          </w:p>
+        </w:tc>
+        <w:tc>
+          <w:tcPr>
+            <w:tcW w:type="dxa" w:w="2160"/>
+          </w:tcPr>
+          <w:p>
+            <w:r>
+              <w:t>消费科技</w:t>
+            </w:r>
+          </w:p>
+        </w:tc>
+        <w:tc>
+          <w:tcPr>
+            <w:tcW w:type="dxa" w:w="2160"/>
+          </w:tcPr>
+          <w:p>
+            <w:r>
+              <w:t>736亿</w:t>
+            </w:r>
+          </w:p>
+        </w:tc>
+        <w:tc>
+          <w:tcPr>
+            <w:tcW w:type="dxa" w:w="2160"/>
+          </w:tcPr>
+          <w:p>
+            <w:r>
+              <w:t>27%</w:t>
             </w:r>
           </w:p>
         </w:tc>
@@ -2192,37 +3764,37 @@
           </w:tcPr>
           <w:p>
             <w:r>
-              <w:t>和泰传媒有限公司</w:t>
-            </w:r>
-          </w:p>
-        </w:tc>
-        <w:tc>
-          <w:tcPr>
-            <w:tcW w:type="dxa" w:w="2160"/>
-          </w:tcPr>
-          <w:p>
-            <w:r>
-              <w:t>消费科技</w:t>
-            </w:r>
-          </w:p>
-        </w:tc>
-        <w:tc>
-          <w:tcPr>
-            <w:tcW w:type="dxa" w:w="2160"/>
-          </w:tcPr>
-          <w:p>
-            <w:r>
-              <w:t>395亿</w:t>
-            </w:r>
-          </w:p>
-        </w:tc>
-        <w:tc>
-          <w:tcPr>
-            <w:tcW w:type="dxa" w:w="2160"/>
-          </w:tcPr>
-          <w:p>
-            <w:r>
-              <w:t>22%</w:t>
+              <w:t>浦华众城网络有限公司</w:t>
+            </w:r>
+          </w:p>
+        </w:tc>
+        <w:tc>
+          <w:tcPr>
+            <w:tcW w:type="dxa" w:w="2160"/>
+          </w:tcPr>
+          <w:p>
+            <w:r>
+              <w:t>新能源</w:t>
+            </w:r>
+          </w:p>
+        </w:tc>
+        <w:tc>
+          <w:tcPr>
+            <w:tcW w:type="dxa" w:w="2160"/>
+          </w:tcPr>
+          <w:p>
+            <w:r>
+              <w:t>115亿</w:t>
+            </w:r>
+          </w:p>
+        </w:tc>
+        <w:tc>
+          <w:tcPr>
+            <w:tcW w:type="dxa" w:w="2160"/>
+          </w:tcPr>
+          <w:p>
+            <w:r>
+              <w:t>21%</w:t>
             </w:r>
           </w:p>
         </w:tc>
@@ -2234,37 +3806,37 @@
           </w:tcPr>
           <w:p>
             <w:r>
-              <w:t>昂歌信息科技有限公司</w:t>
-            </w:r>
-          </w:p>
-        </w:tc>
-        <w:tc>
-          <w:tcPr>
-            <w:tcW w:type="dxa" w:w="2160"/>
-          </w:tcPr>
-          <w:p>
-            <w:r>
-              <w:t>消费科技</w:t>
-            </w:r>
-          </w:p>
-        </w:tc>
-        <w:tc>
-          <w:tcPr>
-            <w:tcW w:type="dxa" w:w="2160"/>
-          </w:tcPr>
-          <w:p>
-            <w:r>
-              <w:t>433亿</w:t>
-            </w:r>
-          </w:p>
-        </w:tc>
-        <w:tc>
-          <w:tcPr>
-            <w:tcW w:type="dxa" w:w="2160"/>
-          </w:tcPr>
-          <w:p>
-            <w:r>
-              <w:t>22%</w:t>
+              <w:t>通际名联科技有限公司</w:t>
+            </w:r>
+          </w:p>
+        </w:tc>
+        <w:tc>
+          <w:tcPr>
+            <w:tcW w:type="dxa" w:w="2160"/>
+          </w:tcPr>
+          <w:p>
+            <w:r>
+              <w:t>人工智能</w:t>
+            </w:r>
+          </w:p>
+        </w:tc>
+        <w:tc>
+          <w:tcPr>
+            <w:tcW w:type="dxa" w:w="2160"/>
+          </w:tcPr>
+          <w:p>
+            <w:r>
+              <w:t>630亿</w:t>
+            </w:r>
+          </w:p>
+        </w:tc>
+        <w:tc>
+          <w:tcPr>
+            <w:tcW w:type="dxa" w:w="2160"/>
+          </w:tcPr>
+          <w:p>
+            <w:r>
+              <w:t>26%</w:t>
             </w:r>
           </w:p>
         </w:tc>
@@ -2276,7 +3848,7 @@
           </w:tcPr>
           <w:p>
             <w:r>
-              <w:t>雨林木风计算机网络有限公司</w:t>
+              <w:t>迪摩信息有限公司</w:t>
             </w:r>
           </w:p>
         </w:tc>
@@ -2296,17 +3868,17 @@
           </w:tcPr>
           <w:p>
             <w:r>
-              <w:t>521亿</w:t>
-            </w:r>
-          </w:p>
-        </w:tc>
-        <w:tc>
-          <w:tcPr>
-            <w:tcW w:type="dxa" w:w="2160"/>
-          </w:tcPr>
-          <w:p>
-            <w:r>
-              <w:t>8%</w:t>
+              <w:t>264亿</w:t>
+            </w:r>
+          </w:p>
+        </w:tc>
+        <w:tc>
+          <w:tcPr>
+            <w:tcW w:type="dxa" w:w="2160"/>
+          </w:tcPr>
+          <w:p>
+            <w:r>
+              <w:t>11%</w:t>
             </w:r>
           </w:p>
         </w:tc>
@@ -2318,7 +3890,7 @@
           </w:tcPr>
           <w:p>
             <w:r>
-              <w:t>立信电子网络有限公司</w:t>
+              <w:t>信诚致远科技有限公司</w:t>
             </w:r>
           </w:p>
         </w:tc>
@@ -2338,369 +3910,7 @@
           </w:tcPr>
           <w:p>
             <w:r>
-              <w:t>393亿</w:t>
-            </w:r>
-          </w:p>
-        </w:tc>
-        <w:tc>
-          <w:tcPr>
-            <w:tcW w:type="dxa" w:w="2160"/>
-          </w:tcPr>
-          <w:p>
-            <w:r>
-              <w:t>8%</w:t>
-            </w:r>
-          </w:p>
-        </w:tc>
-      </w:tr>
-    </w:tbl>
-    <w:p>
-      <w:pPr>
-        <w:pStyle w:val="Heading1"/>
-      </w:pPr>
-      <w:r>
-        <w:t>行业分析 4</w:t>
-      </w:r>
-    </w:p>
-    <w:p>
-      <w:r>
-        <w:br/>
-        <w:t>从产业链角度看，新能源 行业主要由上游设备厂商、</w:t>
-        <w:br/>
-        <w:t>中游平台企业以及下游应用厂商组成。</w:t>
-        <w:br/>
-        <w:t>九方信息有限公司 主要位于产业链的 上游 环节。</w:t>
-        <w:br/>
-      </w:r>
-    </w:p>
-    <w:p>
-      <w:r>
-        <w:br/>
-        <w:t>华辰资本旗下的 HC Global Macro Fund 在最近的资产配置会议中</w:t>
-        <w:br/>
-        <w:t>讨论了 新能源 行业的投资机会，并对 飞利信科技有限公司</w:t>
-        <w:br/>
-        <w:t>进行了重点评估。</w:t>
-        <w:br/>
-      </w:r>
-    </w:p>
-    <w:p>
-      <w:r>
-        <w:br/>
-        <w:t>从产业链角度看，消费科技 行业主要由上游设备厂商、</w:t>
-        <w:br/>
-        <w:t>中游平台企业以及下游应用厂商组成。</w:t>
-        <w:br/>
-        <w:t>银嘉信息有限公司 主要位于产业链的 上游 环节。</w:t>
-        <w:br/>
-      </w:r>
-    </w:p>
-    <w:p>
-      <w:r>
-        <w:br/>
-        <w:t>从产业链角度看，云计算 行业主要由上游设备厂商、</w:t>
-        <w:br/>
-        <w:t>中游平台企业以及下游应用厂商组成。</w:t>
-        <w:br/>
-        <w:t>天益信息有限公司 主要位于产业链的 上游 环节。</w:t>
-        <w:br/>
-      </w:r>
-    </w:p>
-    <w:p>
-      <w:r>
-        <w:br/>
-        <w:t>从产业链角度看，新能源 行业主要由上游设备厂商、</w:t>
-        <w:br/>
-        <w:t>中游平台企业以及下游应用厂商组成。</w:t>
-        <w:br/>
-        <w:t>九方网络有限公司 主要位于产业链的 下游 环节。</w:t>
-        <w:br/>
-      </w:r>
-    </w:p>
-    <w:p>
-      <w:r>
-        <w:br/>
-        <w:t>东方峻景网络有限公司 是中国 机器人 行业的重要企业之一。</w:t>
-        <w:br/>
-        <w:t>根据华辰资本 投资委员会 的研究，该公司成立于 2020 年，</w:t>
-        <w:br/>
-        <w:t>目前员工规模约 7859 人。公司近年来持续加大研发投入，</w:t>
-        <w:br/>
-        <w:t>在核心技术方面形成了较强的竞争壁垒。</w:t>
-        <w:br/>
-      </w:r>
-    </w:p>
-    <w:p>
-      <w:r>
-        <w:br/>
-        <w:t>从产业链角度看，半导体 行业主要由上游设备厂商、</w:t>
-        <w:br/>
-        <w:t>中游平台企业以及下游应用厂商组成。</w:t>
-        <w:br/>
-        <w:t>浦华众城科技有限公司 主要位于产业链的 下游 环节。</w:t>
-        <w:br/>
-      </w:r>
-    </w:p>
-    <w:p>
-      <w:r>
-        <w:br/>
-        <w:t>华辰资本旗下的 HC AI Innovation Fund 在最近的资产配置会议中</w:t>
-        <w:br/>
-        <w:t>讨论了 医疗科技 行业的投资机会，并对 创联世纪科技有限公司</w:t>
-        <w:br/>
-        <w:t>进行了重点评估。</w:t>
-        <w:br/>
-      </w:r>
-    </w:p>
-    <w:tbl>
-      <w:tblPr>
-        <w:tblW w:type="auto" w:w="0"/>
-        <w:tblLook w:firstColumn="1" w:firstRow="1" w:lastColumn="0" w:lastRow="0" w:noHBand="0" w:noVBand="1" w:val="04A0"/>
-      </w:tblPr>
-      <w:tblGrid>
-        <w:gridCol w:w="2160"/>
-        <w:gridCol w:w="2160"/>
-        <w:gridCol w:w="2160"/>
-        <w:gridCol w:w="2160"/>
-      </w:tblGrid>
-      <w:tr>
-        <w:tc>
-          <w:tcPr>
-            <w:tcW w:type="dxa" w:w="2160"/>
-          </w:tcPr>
-          <w:p>
-            <w:r>
-              <w:t>公司</w:t>
-            </w:r>
-          </w:p>
-        </w:tc>
-        <w:tc>
-          <w:tcPr>
-            <w:tcW w:type="dxa" w:w="2160"/>
-          </w:tcPr>
-          <w:p>
-            <w:r>
-              <w:t>行业</w:t>
-            </w:r>
-          </w:p>
-        </w:tc>
-        <w:tc>
-          <w:tcPr>
-            <w:tcW w:type="dxa" w:w="2160"/>
-          </w:tcPr>
-          <w:p>
-            <w:r>
-              <w:t>市值</w:t>
-            </w:r>
-          </w:p>
-        </w:tc>
-        <w:tc>
-          <w:tcPr>
-            <w:tcW w:type="dxa" w:w="2160"/>
-          </w:tcPr>
-          <w:p>
-            <w:r>
-              <w:t>增长率</w:t>
-            </w:r>
-          </w:p>
-        </w:tc>
-      </w:tr>
-      <w:tr>
-        <w:tc>
-          <w:tcPr>
-            <w:tcW w:type="dxa" w:w="2160"/>
-          </w:tcPr>
-          <w:p>
-            <w:r>
-              <w:t>九方网络有限公司</w:t>
-            </w:r>
-          </w:p>
-        </w:tc>
-        <w:tc>
-          <w:tcPr>
-            <w:tcW w:type="dxa" w:w="2160"/>
-          </w:tcPr>
-          <w:p>
-            <w:r>
-              <w:t>新能源</w:t>
-            </w:r>
-          </w:p>
-        </w:tc>
-        <w:tc>
-          <w:tcPr>
-            <w:tcW w:type="dxa" w:w="2160"/>
-          </w:tcPr>
-          <w:p>
-            <w:r>
-              <w:t>486亿</w:t>
-            </w:r>
-          </w:p>
-        </w:tc>
-        <w:tc>
-          <w:tcPr>
-            <w:tcW w:type="dxa" w:w="2160"/>
-          </w:tcPr>
-          <w:p>
-            <w:r>
-              <w:t>18%</w:t>
-            </w:r>
-          </w:p>
-        </w:tc>
-      </w:tr>
-      <w:tr>
-        <w:tc>
-          <w:tcPr>
-            <w:tcW w:type="dxa" w:w="2160"/>
-          </w:tcPr>
-          <w:p>
-            <w:r>
-              <w:t>雨林木风计算机网络有限公司</w:t>
-            </w:r>
-          </w:p>
-        </w:tc>
-        <w:tc>
-          <w:tcPr>
-            <w:tcW w:type="dxa" w:w="2160"/>
-          </w:tcPr>
-          <w:p>
-            <w:r>
-              <w:t>医疗科技</w:t>
-            </w:r>
-          </w:p>
-        </w:tc>
-        <w:tc>
-          <w:tcPr>
-            <w:tcW w:type="dxa" w:w="2160"/>
-          </w:tcPr>
-          <w:p>
-            <w:r>
-              <w:t>395亿</w:t>
-            </w:r>
-          </w:p>
-        </w:tc>
-        <w:tc>
-          <w:tcPr>
-            <w:tcW w:type="dxa" w:w="2160"/>
-          </w:tcPr>
-          <w:p>
-            <w:r>
-              <w:t>25%</w:t>
-            </w:r>
-          </w:p>
-        </w:tc>
-      </w:tr>
-      <w:tr>
-        <w:tc>
-          <w:tcPr>
-            <w:tcW w:type="dxa" w:w="2160"/>
-          </w:tcPr>
-          <w:p>
-            <w:r>
-              <w:t>浦华众城信息有限公司</w:t>
-            </w:r>
-          </w:p>
-        </w:tc>
-        <w:tc>
-          <w:tcPr>
-            <w:tcW w:type="dxa" w:w="2160"/>
-          </w:tcPr>
-          <w:p>
-            <w:r>
-              <w:t>云计算</w:t>
-            </w:r>
-          </w:p>
-        </w:tc>
-        <w:tc>
-          <w:tcPr>
-            <w:tcW w:type="dxa" w:w="2160"/>
-          </w:tcPr>
-          <w:p>
-            <w:r>
-              <w:t>519亿</w:t>
-            </w:r>
-          </w:p>
-        </w:tc>
-        <w:tc>
-          <w:tcPr>
-            <w:tcW w:type="dxa" w:w="2160"/>
-          </w:tcPr>
-          <w:p>
-            <w:r>
-              <w:t>20%</w:t>
-            </w:r>
-          </w:p>
-        </w:tc>
-      </w:tr>
-      <w:tr>
-        <w:tc>
-          <w:tcPr>
-            <w:tcW w:type="dxa" w:w="2160"/>
-          </w:tcPr>
-          <w:p>
-            <w:r>
-              <w:t>南康网络有限公司</w:t>
-            </w:r>
-          </w:p>
-        </w:tc>
-        <w:tc>
-          <w:tcPr>
-            <w:tcW w:type="dxa" w:w="2160"/>
-          </w:tcPr>
-          <w:p>
-            <w:r>
-              <w:t>消费科技</w:t>
-            </w:r>
-          </w:p>
-        </w:tc>
-        <w:tc>
-          <w:tcPr>
-            <w:tcW w:type="dxa" w:w="2160"/>
-          </w:tcPr>
-          <w:p>
-            <w:r>
-              <w:t>615亿</w:t>
-            </w:r>
-          </w:p>
-        </w:tc>
-        <w:tc>
-          <w:tcPr>
-            <w:tcW w:type="dxa" w:w="2160"/>
-          </w:tcPr>
-          <w:p>
-            <w:r>
-              <w:t>8%</w:t>
-            </w:r>
-          </w:p>
-        </w:tc>
-      </w:tr>
-      <w:tr>
-        <w:tc>
-          <w:tcPr>
-            <w:tcW w:type="dxa" w:w="2160"/>
-          </w:tcPr>
-          <w:p>
-            <w:r>
-              <w:t>兰金电子网络有限公司</w:t>
-            </w:r>
-          </w:p>
-        </w:tc>
-        <w:tc>
-          <w:tcPr>
-            <w:tcW w:type="dxa" w:w="2160"/>
-          </w:tcPr>
-          <w:p>
-            <w:r>
-              <w:t>消费科技</w:t>
-            </w:r>
-          </w:p>
-        </w:tc>
-        <w:tc>
-          <w:tcPr>
-            <w:tcW w:type="dxa" w:w="2160"/>
-          </w:tcPr>
-          <w:p>
-            <w:r>
-              <w:t>639亿</w:t>
+              <w:t>239亿</w:t>
             </w:r>
           </w:p>
         </w:tc>
@@ -2711,1216 +3921,6 @@
           <w:p>
             <w:r>
               <w:t>30%</w:t>
-            </w:r>
-          </w:p>
-        </w:tc>
-      </w:tr>
-      <w:tr>
-        <w:tc>
-          <w:tcPr>
-            <w:tcW w:type="dxa" w:w="2160"/>
-          </w:tcPr>
-          <w:p>
-            <w:r>
-              <w:t>九方网络有限公司</w:t>
-            </w:r>
-          </w:p>
-        </w:tc>
-        <w:tc>
-          <w:tcPr>
-            <w:tcW w:type="dxa" w:w="2160"/>
-          </w:tcPr>
-          <w:p>
-            <w:r>
-              <w:t>新能源</w:t>
-            </w:r>
-          </w:p>
-        </w:tc>
-        <w:tc>
-          <w:tcPr>
-            <w:tcW w:type="dxa" w:w="2160"/>
-          </w:tcPr>
-          <w:p>
-            <w:r>
-              <w:t>777亿</w:t>
-            </w:r>
-          </w:p>
-        </w:tc>
-        <w:tc>
-          <w:tcPr>
-            <w:tcW w:type="dxa" w:w="2160"/>
-          </w:tcPr>
-          <w:p>
-            <w:r>
-              <w:t>14%</w:t>
-            </w:r>
-          </w:p>
-        </w:tc>
-      </w:tr>
-      <w:tr>
-        <w:tc>
-          <w:tcPr>
-            <w:tcW w:type="dxa" w:w="2160"/>
-          </w:tcPr>
-          <w:p>
-            <w:r>
-              <w:t>富罳信息有限公司</w:t>
-            </w:r>
-          </w:p>
-        </w:tc>
-        <w:tc>
-          <w:tcPr>
-            <w:tcW w:type="dxa" w:w="2160"/>
-          </w:tcPr>
-          <w:p>
-            <w:r>
-              <w:t>医疗科技</w:t>
-            </w:r>
-          </w:p>
-        </w:tc>
-        <w:tc>
-          <w:tcPr>
-            <w:tcW w:type="dxa" w:w="2160"/>
-          </w:tcPr>
-          <w:p>
-            <w:r>
-              <w:t>234亿</w:t>
-            </w:r>
-          </w:p>
-        </w:tc>
-        <w:tc>
-          <w:tcPr>
-            <w:tcW w:type="dxa" w:w="2160"/>
-          </w:tcPr>
-          <w:p>
-            <w:r>
-              <w:t>27%</w:t>
-            </w:r>
-          </w:p>
-        </w:tc>
-      </w:tr>
-      <w:tr>
-        <w:tc>
-          <w:tcPr>
-            <w:tcW w:type="dxa" w:w="2160"/>
-          </w:tcPr>
-          <w:p>
-            <w:r>
-              <w:t>凌云网络有限公司</w:t>
-            </w:r>
-          </w:p>
-        </w:tc>
-        <w:tc>
-          <w:tcPr>
-            <w:tcW w:type="dxa" w:w="2160"/>
-          </w:tcPr>
-          <w:p>
-            <w:r>
-              <w:t>医疗科技</w:t>
-            </w:r>
-          </w:p>
-        </w:tc>
-        <w:tc>
-          <w:tcPr>
-            <w:tcW w:type="dxa" w:w="2160"/>
-          </w:tcPr>
-          <w:p>
-            <w:r>
-              <w:t>405亿</w:t>
-            </w:r>
-          </w:p>
-        </w:tc>
-        <w:tc>
-          <w:tcPr>
-            <w:tcW w:type="dxa" w:w="2160"/>
-          </w:tcPr>
-          <w:p>
-            <w:r>
-              <w:t>11%</w:t>
-            </w:r>
-          </w:p>
-        </w:tc>
-      </w:tr>
-      <w:tr>
-        <w:tc>
-          <w:tcPr>
-            <w:tcW w:type="dxa" w:w="2160"/>
-          </w:tcPr>
-          <w:p>
-            <w:r>
-              <w:t>浦华众城信息有限公司</w:t>
-            </w:r>
-          </w:p>
-        </w:tc>
-        <w:tc>
-          <w:tcPr>
-            <w:tcW w:type="dxa" w:w="2160"/>
-          </w:tcPr>
-          <w:p>
-            <w:r>
-              <w:t>云计算</w:t>
-            </w:r>
-          </w:p>
-        </w:tc>
-        <w:tc>
-          <w:tcPr>
-            <w:tcW w:type="dxa" w:w="2160"/>
-          </w:tcPr>
-          <w:p>
-            <w:r>
-              <w:t>629亿</w:t>
-            </w:r>
-          </w:p>
-        </w:tc>
-        <w:tc>
-          <w:tcPr>
-            <w:tcW w:type="dxa" w:w="2160"/>
-          </w:tcPr>
-          <w:p>
-            <w:r>
-              <w:t>16%</w:t>
-            </w:r>
-          </w:p>
-        </w:tc>
-      </w:tr>
-      <w:tr>
-        <w:tc>
-          <w:tcPr>
-            <w:tcW w:type="dxa" w:w="2160"/>
-          </w:tcPr>
-          <w:p>
-            <w:r>
-              <w:t>新宇龙信息传媒有限公司</w:t>
-            </w:r>
-          </w:p>
-        </w:tc>
-        <w:tc>
-          <w:tcPr>
-            <w:tcW w:type="dxa" w:w="2160"/>
-          </w:tcPr>
-          <w:p>
-            <w:r>
-              <w:t>机器人</w:t>
-            </w:r>
-          </w:p>
-        </w:tc>
-        <w:tc>
-          <w:tcPr>
-            <w:tcW w:type="dxa" w:w="2160"/>
-          </w:tcPr>
-          <w:p>
-            <w:r>
-              <w:t>109亿</w:t>
-            </w:r>
-          </w:p>
-        </w:tc>
-        <w:tc>
-          <w:tcPr>
-            <w:tcW w:type="dxa" w:w="2160"/>
-          </w:tcPr>
-          <w:p>
-            <w:r>
-              <w:t>12%</w:t>
-            </w:r>
-          </w:p>
-        </w:tc>
-      </w:tr>
-      <w:tr>
-        <w:tc>
-          <w:tcPr>
-            <w:tcW w:type="dxa" w:w="2160"/>
-          </w:tcPr>
-          <w:p>
-            <w:r>
-              <w:t>凌云网络有限公司</w:t>
-            </w:r>
-          </w:p>
-        </w:tc>
-        <w:tc>
-          <w:tcPr>
-            <w:tcW w:type="dxa" w:w="2160"/>
-          </w:tcPr>
-          <w:p>
-            <w:r>
-              <w:t>医疗科技</w:t>
-            </w:r>
-          </w:p>
-        </w:tc>
-        <w:tc>
-          <w:tcPr>
-            <w:tcW w:type="dxa" w:w="2160"/>
-          </w:tcPr>
-          <w:p>
-            <w:r>
-              <w:t>533亿</w:t>
-            </w:r>
-          </w:p>
-        </w:tc>
-        <w:tc>
-          <w:tcPr>
-            <w:tcW w:type="dxa" w:w="2160"/>
-          </w:tcPr>
-          <w:p>
-            <w:r>
-              <w:t>19%</w:t>
-            </w:r>
-          </w:p>
-        </w:tc>
-      </w:tr>
-      <w:tr>
-        <w:tc>
-          <w:tcPr>
-            <w:tcW w:type="dxa" w:w="2160"/>
-          </w:tcPr>
-          <w:p>
-            <w:r>
-              <w:t>国讯网络有限公司</w:t>
-            </w:r>
-          </w:p>
-        </w:tc>
-        <w:tc>
-          <w:tcPr>
-            <w:tcW w:type="dxa" w:w="2160"/>
-          </w:tcPr>
-          <w:p>
-            <w:r>
-              <w:t>云计算</w:t>
-            </w:r>
-          </w:p>
-        </w:tc>
-        <w:tc>
-          <w:tcPr>
-            <w:tcW w:type="dxa" w:w="2160"/>
-          </w:tcPr>
-          <w:p>
-            <w:r>
-              <w:t>429亿</w:t>
-            </w:r>
-          </w:p>
-        </w:tc>
-        <w:tc>
-          <w:tcPr>
-            <w:tcW w:type="dxa" w:w="2160"/>
-          </w:tcPr>
-          <w:p>
-            <w:r>
-              <w:t>12%</w:t>
-            </w:r>
-          </w:p>
-        </w:tc>
-      </w:tr>
-      <w:tr>
-        <w:tc>
-          <w:tcPr>
-            <w:tcW w:type="dxa" w:w="2160"/>
-          </w:tcPr>
-          <w:p>
-            <w:r>
-              <w:t>雨林木风计算机网络有限公司</w:t>
-            </w:r>
-          </w:p>
-        </w:tc>
-        <w:tc>
-          <w:tcPr>
-            <w:tcW w:type="dxa" w:w="2160"/>
-          </w:tcPr>
-          <w:p>
-            <w:r>
-              <w:t>医疗科技</w:t>
-            </w:r>
-          </w:p>
-        </w:tc>
-        <w:tc>
-          <w:tcPr>
-            <w:tcW w:type="dxa" w:w="2160"/>
-          </w:tcPr>
-          <w:p>
-            <w:r>
-              <w:t>241亿</w:t>
-            </w:r>
-          </w:p>
-        </w:tc>
-        <w:tc>
-          <w:tcPr>
-            <w:tcW w:type="dxa" w:w="2160"/>
-          </w:tcPr>
-          <w:p>
-            <w:r>
-              <w:t>14%</w:t>
-            </w:r>
-          </w:p>
-        </w:tc>
-      </w:tr>
-      <w:tr>
-        <w:tc>
-          <w:tcPr>
-            <w:tcW w:type="dxa" w:w="2160"/>
-          </w:tcPr>
-          <w:p>
-            <w:r>
-              <w:t>兰金电子网络有限公司</w:t>
-            </w:r>
-          </w:p>
-        </w:tc>
-        <w:tc>
-          <w:tcPr>
-            <w:tcW w:type="dxa" w:w="2160"/>
-          </w:tcPr>
-          <w:p>
-            <w:r>
-              <w:t>消费科技</w:t>
-            </w:r>
-          </w:p>
-        </w:tc>
-        <w:tc>
-          <w:tcPr>
-            <w:tcW w:type="dxa" w:w="2160"/>
-          </w:tcPr>
-          <w:p>
-            <w:r>
-              <w:t>278亿</w:t>
-            </w:r>
-          </w:p>
-        </w:tc>
-        <w:tc>
-          <w:tcPr>
-            <w:tcW w:type="dxa" w:w="2160"/>
-          </w:tcPr>
-          <w:p>
-            <w:r>
-              <w:t>23%</w:t>
-            </w:r>
-          </w:p>
-        </w:tc>
-      </w:tr>
-      <w:tr>
-        <w:tc>
-          <w:tcPr>
-            <w:tcW w:type="dxa" w:w="2160"/>
-          </w:tcPr>
-          <w:p>
-            <w:r>
-              <w:t>天益科技有限公司</w:t>
-            </w:r>
-          </w:p>
-        </w:tc>
-        <w:tc>
-          <w:tcPr>
-            <w:tcW w:type="dxa" w:w="2160"/>
-          </w:tcPr>
-          <w:p>
-            <w:r>
-              <w:t>半导体</w:t>
-            </w:r>
-          </w:p>
-        </w:tc>
-        <w:tc>
-          <w:tcPr>
-            <w:tcW w:type="dxa" w:w="2160"/>
-          </w:tcPr>
-          <w:p>
-            <w:r>
-              <w:t>421亿</w:t>
-            </w:r>
-          </w:p>
-        </w:tc>
-        <w:tc>
-          <w:tcPr>
-            <w:tcW w:type="dxa" w:w="2160"/>
-          </w:tcPr>
-          <w:p>
-            <w:r>
-              <w:t>7%</w:t>
-            </w:r>
-          </w:p>
-        </w:tc>
-      </w:tr>
-    </w:tbl>
-    <w:p>
-      <w:pPr>
-        <w:pStyle w:val="Heading1"/>
-      </w:pPr>
-      <w:r>
-        <w:t>行业分析 5</w:t>
-      </w:r>
-    </w:p>
-    <w:p>
-      <w:r>
-        <w:br/>
-        <w:t>创亿信息有限公司 是中国 医疗科技 行业的重要企业之一。</w:t>
-        <w:br/>
-        <w:t>根据华辰资本 资产配置委员会 的研究，该公司成立于 2007 年，</w:t>
-        <w:br/>
-        <w:t>目前员工规模约 7601 人。公司近年来持续加大研发投入，</w:t>
-        <w:br/>
-        <w:t>在核心技术方面形成了较强的竞争壁垒。</w:t>
-        <w:br/>
-      </w:r>
-    </w:p>
-    <w:p>
-      <w:r>
-        <w:br/>
-        <w:t>创亿网络有限公司 是中国 云计算 行业的重要企业之一。</w:t>
-        <w:br/>
-        <w:t>根据华辰资本 量化研究部 的研究，该公司成立于 2010 年，</w:t>
-        <w:br/>
-        <w:t>目前员工规模约 4041 人。公司近年来持续加大研发投入，</w:t>
-        <w:br/>
-        <w:t>在核心技术方面形成了较强的竞争壁垒。</w:t>
-        <w:br/>
-      </w:r>
-    </w:p>
-    <w:p>
-      <w:r>
-        <w:br/>
-        <w:t>华辰资本旗下的 HC Quant Arbitrage Fund 在最近的资产配置会议中</w:t>
-        <w:br/>
-        <w:t>讨论了 医疗科技 行业的投资机会，并对 富罳信息有限公司</w:t>
-        <w:br/>
-        <w:t>进行了重点评估。</w:t>
-        <w:br/>
-      </w:r>
-    </w:p>
-    <w:p>
-      <w:r>
-        <w:br/>
-        <w:t>创联世纪科技有限公司 是中国 医疗科技 行业的重要企业之一。</w:t>
-        <w:br/>
-        <w:t>根据华辰资本 风险管理部 的研究，该公司成立于 2008 年，</w:t>
-        <w:br/>
-        <w:t>目前员工规模约 3688 人。公司近年来持续加大研发投入，</w:t>
-        <w:br/>
-        <w:t>在核心技术方面形成了较强的竞争壁垒。</w:t>
-        <w:br/>
-      </w:r>
-    </w:p>
-    <w:p>
-      <w:r>
-        <w:br/>
-        <w:t>雨林木风计算机网络有限公司 是中国 医疗科技 行业的重要企业之一。</w:t>
-        <w:br/>
-        <w:t>根据华辰资本 量化研究部 的研究，该公司成立于 2012 年，</w:t>
-        <w:br/>
-        <w:t>目前员工规模约 1948 人。公司近年来持续加大研发投入，</w:t>
-        <w:br/>
-        <w:t>在核心技术方面形成了较强的竞争壁垒。</w:t>
-        <w:br/>
-      </w:r>
-    </w:p>
-    <w:p>
-      <w:r>
-        <w:br/>
-        <w:t>信诚致远传媒有限公司 是中国 人工智能 行业的重要企业之一。</w:t>
-        <w:br/>
-        <w:t>根据华辰资本 量化研究部 的研究，该公司成立于 2015 年，</w:t>
-        <w:br/>
-        <w:t>目前员工规模约 5674 人。公司近年来持续加大研发投入，</w:t>
-        <w:br/>
-        <w:t>在核心技术方面形成了较强的竞争壁垒。</w:t>
-        <w:br/>
-      </w:r>
-    </w:p>
-    <w:p>
-      <w:r>
-        <w:br/>
-        <w:t>从产业链角度看，机器人 行业主要由上游设备厂商、</w:t>
-        <w:br/>
-        <w:t>中游平台企业以及下游应用厂商组成。</w:t>
-        <w:br/>
-        <w:t>新宇龙信息传媒有限公司 主要位于产业链的 上游 环节。</w:t>
-        <w:br/>
-      </w:r>
-    </w:p>
-    <w:p>
-      <w:r>
-        <w:br/>
-        <w:t>根据内部财务模型测算，信诚致远传媒有限公司 在未来三年</w:t>
-        <w:br/>
-        <w:t>收入复合增长率预计可达到 31% 左右。</w:t>
-        <w:br/>
-        <w:t>该预测基于行业需求增长以及公司产能扩张计划。</w:t>
-        <w:br/>
-      </w:r>
-    </w:p>
-    <w:tbl>
-      <w:tblPr>
-        <w:tblW w:type="auto" w:w="0"/>
-        <w:tblLook w:firstColumn="1" w:firstRow="1" w:lastColumn="0" w:lastRow="0" w:noHBand="0" w:noVBand="1" w:val="04A0"/>
-      </w:tblPr>
-      <w:tblGrid>
-        <w:gridCol w:w="2160"/>
-        <w:gridCol w:w="2160"/>
-        <w:gridCol w:w="2160"/>
-        <w:gridCol w:w="2160"/>
-      </w:tblGrid>
-      <w:tr>
-        <w:tc>
-          <w:tcPr>
-            <w:tcW w:type="dxa" w:w="2160"/>
-          </w:tcPr>
-          <w:p>
-            <w:r>
-              <w:t>公司</w:t>
-            </w:r>
-          </w:p>
-        </w:tc>
-        <w:tc>
-          <w:tcPr>
-            <w:tcW w:type="dxa" w:w="2160"/>
-          </w:tcPr>
-          <w:p>
-            <w:r>
-              <w:t>行业</w:t>
-            </w:r>
-          </w:p>
-        </w:tc>
-        <w:tc>
-          <w:tcPr>
-            <w:tcW w:type="dxa" w:w="2160"/>
-          </w:tcPr>
-          <w:p>
-            <w:r>
-              <w:t>市值</w:t>
-            </w:r>
-          </w:p>
-        </w:tc>
-        <w:tc>
-          <w:tcPr>
-            <w:tcW w:type="dxa" w:w="2160"/>
-          </w:tcPr>
-          <w:p>
-            <w:r>
-              <w:t>增长率</w:t>
-            </w:r>
-          </w:p>
-        </w:tc>
-      </w:tr>
-      <w:tr>
-        <w:tc>
-          <w:tcPr>
-            <w:tcW w:type="dxa" w:w="2160"/>
-          </w:tcPr>
-          <w:p>
-            <w:r>
-              <w:t>济南亿次元网络有限公司</w:t>
-            </w:r>
-          </w:p>
-        </w:tc>
-        <w:tc>
-          <w:tcPr>
-            <w:tcW w:type="dxa" w:w="2160"/>
-          </w:tcPr>
-          <w:p>
-            <w:r>
-              <w:t>机器人</w:t>
-            </w:r>
-          </w:p>
-        </w:tc>
-        <w:tc>
-          <w:tcPr>
-            <w:tcW w:type="dxa" w:w="2160"/>
-          </w:tcPr>
-          <w:p>
-            <w:r>
-              <w:t>670亿</w:t>
-            </w:r>
-          </w:p>
-        </w:tc>
-        <w:tc>
-          <w:tcPr>
-            <w:tcW w:type="dxa" w:w="2160"/>
-          </w:tcPr>
-          <w:p>
-            <w:r>
-              <w:t>27%</w:t>
-            </w:r>
-          </w:p>
-        </w:tc>
-      </w:tr>
-      <w:tr>
-        <w:tc>
-          <w:tcPr>
-            <w:tcW w:type="dxa" w:w="2160"/>
-          </w:tcPr>
-          <w:p>
-            <w:r>
-              <w:t>精芯信息有限公司</w:t>
-            </w:r>
-          </w:p>
-        </w:tc>
-        <w:tc>
-          <w:tcPr>
-            <w:tcW w:type="dxa" w:w="2160"/>
-          </w:tcPr>
-          <w:p>
-            <w:r>
-              <w:t>消费科技</w:t>
-            </w:r>
-          </w:p>
-        </w:tc>
-        <w:tc>
-          <w:tcPr>
-            <w:tcW w:type="dxa" w:w="2160"/>
-          </w:tcPr>
-          <w:p>
-            <w:r>
-              <w:t>463亿</w:t>
-            </w:r>
-          </w:p>
-        </w:tc>
-        <w:tc>
-          <w:tcPr>
-            <w:tcW w:type="dxa" w:w="2160"/>
-          </w:tcPr>
-          <w:p>
-            <w:r>
-              <w:t>17%</w:t>
-            </w:r>
-          </w:p>
-        </w:tc>
-      </w:tr>
-      <w:tr>
-        <w:tc>
-          <w:tcPr>
-            <w:tcW w:type="dxa" w:w="2160"/>
-          </w:tcPr>
-          <w:p>
-            <w:r>
-              <w:t>雨林木风计算机网络有限公司</w:t>
-            </w:r>
-          </w:p>
-        </w:tc>
-        <w:tc>
-          <w:tcPr>
-            <w:tcW w:type="dxa" w:w="2160"/>
-          </w:tcPr>
-          <w:p>
-            <w:r>
-              <w:t>医疗科技</w:t>
-            </w:r>
-          </w:p>
-        </w:tc>
-        <w:tc>
-          <w:tcPr>
-            <w:tcW w:type="dxa" w:w="2160"/>
-          </w:tcPr>
-          <w:p>
-            <w:r>
-              <w:t>754亿</w:t>
-            </w:r>
-          </w:p>
-        </w:tc>
-        <w:tc>
-          <w:tcPr>
-            <w:tcW w:type="dxa" w:w="2160"/>
-          </w:tcPr>
-          <w:p>
-            <w:r>
-              <w:t>21%</w:t>
-            </w:r>
-          </w:p>
-        </w:tc>
-      </w:tr>
-      <w:tr>
-        <w:tc>
-          <w:tcPr>
-            <w:tcW w:type="dxa" w:w="2160"/>
-          </w:tcPr>
-          <w:p>
-            <w:r>
-              <w:t>国讯网络有限公司</w:t>
-            </w:r>
-          </w:p>
-        </w:tc>
-        <w:tc>
-          <w:tcPr>
-            <w:tcW w:type="dxa" w:w="2160"/>
-          </w:tcPr>
-          <w:p>
-            <w:r>
-              <w:t>云计算</w:t>
-            </w:r>
-          </w:p>
-        </w:tc>
-        <w:tc>
-          <w:tcPr>
-            <w:tcW w:type="dxa" w:w="2160"/>
-          </w:tcPr>
-          <w:p>
-            <w:r>
-              <w:t>457亿</w:t>
-            </w:r>
-          </w:p>
-        </w:tc>
-        <w:tc>
-          <w:tcPr>
-            <w:tcW w:type="dxa" w:w="2160"/>
-          </w:tcPr>
-          <w:p>
-            <w:r>
-              <w:t>10%</w:t>
-            </w:r>
-          </w:p>
-        </w:tc>
-      </w:tr>
-      <w:tr>
-        <w:tc>
-          <w:tcPr>
-            <w:tcW w:type="dxa" w:w="2160"/>
-          </w:tcPr>
-          <w:p>
-            <w:r>
-              <w:t>飞利信科技有限公司</w:t>
-            </w:r>
-          </w:p>
-        </w:tc>
-        <w:tc>
-          <w:tcPr>
-            <w:tcW w:type="dxa" w:w="2160"/>
-          </w:tcPr>
-          <w:p>
-            <w:r>
-              <w:t>新能源</w:t>
-            </w:r>
-          </w:p>
-        </w:tc>
-        <w:tc>
-          <w:tcPr>
-            <w:tcW w:type="dxa" w:w="2160"/>
-          </w:tcPr>
-          <w:p>
-            <w:r>
-              <w:t>781亿</w:t>
-            </w:r>
-          </w:p>
-        </w:tc>
-        <w:tc>
-          <w:tcPr>
-            <w:tcW w:type="dxa" w:w="2160"/>
-          </w:tcPr>
-          <w:p>
-            <w:r>
-              <w:t>17%</w:t>
-            </w:r>
-          </w:p>
-        </w:tc>
-      </w:tr>
-      <w:tr>
-        <w:tc>
-          <w:tcPr>
-            <w:tcW w:type="dxa" w:w="2160"/>
-          </w:tcPr>
-          <w:p>
-            <w:r>
-              <w:t>浦华众城科技有限公司</w:t>
-            </w:r>
-          </w:p>
-        </w:tc>
-        <w:tc>
-          <w:tcPr>
-            <w:tcW w:type="dxa" w:w="2160"/>
-          </w:tcPr>
-          <w:p>
-            <w:r>
-              <w:t>半导体</w:t>
-            </w:r>
-          </w:p>
-        </w:tc>
-        <w:tc>
-          <w:tcPr>
-            <w:tcW w:type="dxa" w:w="2160"/>
-          </w:tcPr>
-          <w:p>
-            <w:r>
-              <w:t>790亿</w:t>
-            </w:r>
-          </w:p>
-        </w:tc>
-        <w:tc>
-          <w:tcPr>
-            <w:tcW w:type="dxa" w:w="2160"/>
-          </w:tcPr>
-          <w:p>
-            <w:r>
-              <w:t>17%</w:t>
-            </w:r>
-          </w:p>
-        </w:tc>
-      </w:tr>
-      <w:tr>
-        <w:tc>
-          <w:tcPr>
-            <w:tcW w:type="dxa" w:w="2160"/>
-          </w:tcPr>
-          <w:p>
-            <w:r>
-              <w:t>和泰传媒有限公司</w:t>
-            </w:r>
-          </w:p>
-        </w:tc>
-        <w:tc>
-          <w:tcPr>
-            <w:tcW w:type="dxa" w:w="2160"/>
-          </w:tcPr>
-          <w:p>
-            <w:r>
-              <w:t>消费科技</w:t>
-            </w:r>
-          </w:p>
-        </w:tc>
-        <w:tc>
-          <w:tcPr>
-            <w:tcW w:type="dxa" w:w="2160"/>
-          </w:tcPr>
-          <w:p>
-            <w:r>
-              <w:t>614亿</w:t>
-            </w:r>
-          </w:p>
-        </w:tc>
-        <w:tc>
-          <w:tcPr>
-            <w:tcW w:type="dxa" w:w="2160"/>
-          </w:tcPr>
-          <w:p>
-            <w:r>
-              <w:t>29%</w:t>
-            </w:r>
-          </w:p>
-        </w:tc>
-      </w:tr>
-      <w:tr>
-        <w:tc>
-          <w:tcPr>
-            <w:tcW w:type="dxa" w:w="2160"/>
-          </w:tcPr>
-          <w:p>
-            <w:r>
-              <w:t>艾提科信科技有限公司</w:t>
-            </w:r>
-          </w:p>
-        </w:tc>
-        <w:tc>
-          <w:tcPr>
-            <w:tcW w:type="dxa" w:w="2160"/>
-          </w:tcPr>
-          <w:p>
-            <w:r>
-              <w:t>机器人</w:t>
-            </w:r>
-          </w:p>
-        </w:tc>
-        <w:tc>
-          <w:tcPr>
-            <w:tcW w:type="dxa" w:w="2160"/>
-          </w:tcPr>
-          <w:p>
-            <w:r>
-              <w:t>622亿</w:t>
-            </w:r>
-          </w:p>
-        </w:tc>
-        <w:tc>
-          <w:tcPr>
-            <w:tcW w:type="dxa" w:w="2160"/>
-          </w:tcPr>
-          <w:p>
-            <w:r>
-              <w:t>15%</w:t>
-            </w:r>
-          </w:p>
-        </w:tc>
-      </w:tr>
-      <w:tr>
-        <w:tc>
-          <w:tcPr>
-            <w:tcW w:type="dxa" w:w="2160"/>
-          </w:tcPr>
-          <w:p>
-            <w:r>
-              <w:t>富罳信息有限公司</w:t>
-            </w:r>
-          </w:p>
-        </w:tc>
-        <w:tc>
-          <w:tcPr>
-            <w:tcW w:type="dxa" w:w="2160"/>
-          </w:tcPr>
-          <w:p>
-            <w:r>
-              <w:t>医疗科技</w:t>
-            </w:r>
-          </w:p>
-        </w:tc>
-        <w:tc>
-          <w:tcPr>
-            <w:tcW w:type="dxa" w:w="2160"/>
-          </w:tcPr>
-          <w:p>
-            <w:r>
-              <w:t>336亿</w:t>
-            </w:r>
-          </w:p>
-        </w:tc>
-        <w:tc>
-          <w:tcPr>
-            <w:tcW w:type="dxa" w:w="2160"/>
-          </w:tcPr>
-          <w:p>
-            <w:r>
-              <w:t>19%</w:t>
-            </w:r>
-          </w:p>
-        </w:tc>
-      </w:tr>
-      <w:tr>
-        <w:tc>
-          <w:tcPr>
-            <w:tcW w:type="dxa" w:w="2160"/>
-          </w:tcPr>
-          <w:p>
-            <w:r>
-              <w:t>鸿睿思博信息有限公司</w:t>
-            </w:r>
-          </w:p>
-        </w:tc>
-        <w:tc>
-          <w:tcPr>
-            <w:tcW w:type="dxa" w:w="2160"/>
-          </w:tcPr>
-          <w:p>
-            <w:r>
-              <w:t>半导体</w:t>
-            </w:r>
-          </w:p>
-        </w:tc>
-        <w:tc>
-          <w:tcPr>
-            <w:tcW w:type="dxa" w:w="2160"/>
-          </w:tcPr>
-          <w:p>
-            <w:r>
-              <w:t>410亿</w:t>
-            </w:r>
-          </w:p>
-        </w:tc>
-        <w:tc>
-          <w:tcPr>
-            <w:tcW w:type="dxa" w:w="2160"/>
-          </w:tcPr>
-          <w:p>
-            <w:r>
-              <w:t>20%</w:t>
-            </w:r>
-          </w:p>
-        </w:tc>
-      </w:tr>
-      <w:tr>
-        <w:tc>
-          <w:tcPr>
-            <w:tcW w:type="dxa" w:w="2160"/>
-          </w:tcPr>
-          <w:p>
-            <w:r>
-              <w:t>浦华众城科技有限公司</w:t>
-            </w:r>
-          </w:p>
-        </w:tc>
-        <w:tc>
-          <w:tcPr>
-            <w:tcW w:type="dxa" w:w="2160"/>
-          </w:tcPr>
-          <w:p>
-            <w:r>
-              <w:t>半导体</w:t>
-            </w:r>
-          </w:p>
-        </w:tc>
-        <w:tc>
-          <w:tcPr>
-            <w:tcW w:type="dxa" w:w="2160"/>
-          </w:tcPr>
-          <w:p>
-            <w:r>
-              <w:t>344亿</w:t>
-            </w:r>
-          </w:p>
-        </w:tc>
-        <w:tc>
-          <w:tcPr>
-            <w:tcW w:type="dxa" w:w="2160"/>
-          </w:tcPr>
-          <w:p>
-            <w:r>
-              <w:t>14%</w:t>
-            </w:r>
-          </w:p>
-        </w:tc>
-      </w:tr>
-      <w:tr>
-        <w:tc>
-          <w:tcPr>
-            <w:tcW w:type="dxa" w:w="2160"/>
-          </w:tcPr>
-          <w:p>
-            <w:r>
-              <w:t>兰金电子网络有限公司</w:t>
-            </w:r>
-          </w:p>
-        </w:tc>
-        <w:tc>
-          <w:tcPr>
-            <w:tcW w:type="dxa" w:w="2160"/>
-          </w:tcPr>
-          <w:p>
-            <w:r>
-              <w:t>消费科技</w:t>
-            </w:r>
-          </w:p>
-        </w:tc>
-        <w:tc>
-          <w:tcPr>
-            <w:tcW w:type="dxa" w:w="2160"/>
-          </w:tcPr>
-          <w:p>
-            <w:r>
-              <w:t>250亿</w:t>
-            </w:r>
-          </w:p>
-        </w:tc>
-        <w:tc>
-          <w:tcPr>
-            <w:tcW w:type="dxa" w:w="2160"/>
-          </w:tcPr>
-          <w:p>
-            <w:r>
-              <w:t>25%</w:t>
-            </w:r>
-          </w:p>
-        </w:tc>
-      </w:tr>
-      <w:tr>
-        <w:tc>
-          <w:tcPr>
-            <w:tcW w:type="dxa" w:w="2160"/>
-          </w:tcPr>
-          <w:p>
-            <w:r>
-              <w:t>易动力科技有限公司</w:t>
-            </w:r>
-          </w:p>
-        </w:tc>
-        <w:tc>
-          <w:tcPr>
-            <w:tcW w:type="dxa" w:w="2160"/>
-          </w:tcPr>
-          <w:p>
-            <w:r>
-              <w:t>云计算</w:t>
-            </w:r>
-          </w:p>
-        </w:tc>
-        <w:tc>
-          <w:tcPr>
-            <w:tcW w:type="dxa" w:w="2160"/>
-          </w:tcPr>
-          <w:p>
-            <w:r>
-              <w:t>633亿</w:t>
-            </w:r>
-          </w:p>
-        </w:tc>
-        <w:tc>
-          <w:tcPr>
-            <w:tcW w:type="dxa" w:w="2160"/>
-          </w:tcPr>
-          <w:p>
-            <w:r>
-              <w:t>22%</w:t>
-            </w:r>
-          </w:p>
-        </w:tc>
-      </w:tr>
-      <w:tr>
-        <w:tc>
-          <w:tcPr>
-            <w:tcW w:type="dxa" w:w="2160"/>
-          </w:tcPr>
-          <w:p>
-            <w:r>
-              <w:t>银嘉信息有限公司</w:t>
-            </w:r>
-          </w:p>
-        </w:tc>
-        <w:tc>
-          <w:tcPr>
-            <w:tcW w:type="dxa" w:w="2160"/>
-          </w:tcPr>
-          <w:p>
-            <w:r>
-              <w:t>消费科技</w:t>
-            </w:r>
-          </w:p>
-        </w:tc>
-        <w:tc>
-          <w:tcPr>
-            <w:tcW w:type="dxa" w:w="2160"/>
-          </w:tcPr>
-          <w:p>
-            <w:r>
-              <w:t>148亿</w:t>
-            </w:r>
-          </w:p>
-        </w:tc>
-        <w:tc>
-          <w:tcPr>
-            <w:tcW w:type="dxa" w:w="2160"/>
-          </w:tcPr>
-          <w:p>
-            <w:r>
-              <w:t>17%</w:t>
-            </w:r>
-          </w:p>
-        </w:tc>
-      </w:tr>
-      <w:tr>
-        <w:tc>
-          <w:tcPr>
-            <w:tcW w:type="dxa" w:w="2160"/>
-          </w:tcPr>
-          <w:p>
-            <w:r>
-              <w:t>鸿睿思博信息有限公司</w:t>
-            </w:r>
-          </w:p>
-        </w:tc>
-        <w:tc>
-          <w:tcPr>
-            <w:tcW w:type="dxa" w:w="2160"/>
-          </w:tcPr>
-          <w:p>
-            <w:r>
-              <w:t>半导体</w:t>
-            </w:r>
-          </w:p>
-        </w:tc>
-        <w:tc>
-          <w:tcPr>
-            <w:tcW w:type="dxa" w:w="2160"/>
-          </w:tcPr>
-          <w:p>
-            <w:r>
-              <w:t>234亿</w:t>
-            </w:r>
-          </w:p>
-        </w:tc>
-        <w:tc>
-          <w:tcPr>
-            <w:tcW w:type="dxa" w:w="2160"/>
-          </w:tcPr>
-          <w:p>
-            <w:r>
-              <w:t>21%</w:t>
             </w:r>
           </w:p>
         </w:tc>
